--- a/tests/fixtures/docx-authored/ffzg--graduate--diplomski--neuredan.docx
+++ b/tests/fixtures/docx-authored/ffzg--graduate--diplomski--neuredan.docx
@@ -58,7 +58,7 @@
       <w:pPr>
         <w:pStyle w:val="BodyText"/>
         <w:bidi w:val="0"/>
-        <w:spacing w:lineRule="auto" w:line="360" w:before="0" w:after="120"/>
+        <w:spacing w:lineRule="auto" w:line="240" w:before="0" w:after="340"/>
         <w:jc w:val="both"/>
         <w:rPr/>
       </w:pPr>
@@ -83,7 +83,7 @@
       <w:pPr>
         <w:pStyle w:val="BodyText"/>
         <w:bidi w:val="0"/>
-        <w:spacing w:lineRule="auto" w:line="360" w:before="0" w:after="120"/>
+        <w:spacing w:lineRule="auto" w:line="240" w:before="0" w:after="340"/>
         <w:jc w:val="both"/>
         <w:rPr/>
       </w:pPr>
@@ -321,67 +321,67 @@
       <w:pPr>
         <w:pStyle w:val="BodyText"/>
         <w:bidi w:val="0"/>
-        <w:spacing w:lineRule="auto" w:line="360" w:before="0" w:after="120"/>
-        <w:jc w:val="both"/>
-        <w:rPr/>
-      </w:pPr>
-      <w:r>
-        <w:rPr/>
-      </w:r>
-    </w:p>
-    <w:p>
-      <w:pPr>
-        <w:pStyle w:val="BodyText"/>
-        <w:bidi w:val="0"/>
-        <w:spacing w:lineRule="auto" w:line="360" w:before="0" w:after="120"/>
-        <w:jc w:val="both"/>
-        <w:rPr/>
-      </w:pPr>
-      <w:r>
-        <w:rPr/>
-      </w:r>
-    </w:p>
-    <w:p>
-      <w:pPr>
-        <w:pStyle w:val="BodyText"/>
-        <w:bidi w:val="0"/>
-        <w:spacing w:lineRule="auto" w:line="360" w:before="0" w:after="120"/>
-        <w:jc w:val="both"/>
-        <w:rPr/>
-      </w:pPr>
-      <w:r>
-        <w:rPr/>
-      </w:r>
-    </w:p>
-    <w:p>
-      <w:pPr>
-        <w:pStyle w:val="BodyText"/>
-        <w:bidi w:val="0"/>
-        <w:spacing w:lineRule="auto" w:line="360" w:before="0" w:after="120"/>
-        <w:jc w:val="both"/>
-        <w:rPr/>
-      </w:pPr>
-      <w:r>
-        <w:rPr/>
-      </w:r>
-    </w:p>
-    <w:p>
-      <w:pPr>
-        <w:pStyle w:val="BodyText"/>
-        <w:bidi w:val="0"/>
-        <w:spacing w:lineRule="auto" w:line="360" w:before="0" w:after="120"/>
-        <w:jc w:val="both"/>
-        <w:rPr/>
-      </w:pPr>
-      <w:r>
-        <w:rPr/>
-      </w:r>
-    </w:p>
-    <w:p>
-      <w:pPr>
-        <w:pStyle w:val="BodyText"/>
-        <w:bidi w:val="0"/>
-        <w:spacing w:lineRule="auto" w:line="360" w:before="0" w:after="120"/>
+        <w:spacing w:lineRule="auto" w:line="240" w:before="0" w:after="340"/>
+        <w:jc w:val="both"/>
+        <w:rPr/>
+      </w:pPr>
+      <w:r>
+        <w:rPr/>
+      </w:r>
+    </w:p>
+    <w:p>
+      <w:pPr>
+        <w:pStyle w:val="BodyText"/>
+        <w:bidi w:val="0"/>
+        <w:spacing w:lineRule="auto" w:line="240" w:before="0" w:after="340"/>
+        <w:jc w:val="both"/>
+        <w:rPr/>
+      </w:pPr>
+      <w:r>
+        <w:rPr/>
+      </w:r>
+    </w:p>
+    <w:p>
+      <w:pPr>
+        <w:pStyle w:val="BodyText"/>
+        <w:bidi w:val="0"/>
+        <w:spacing w:lineRule="auto" w:line="240" w:before="0" w:after="340"/>
+        <w:jc w:val="both"/>
+        <w:rPr/>
+      </w:pPr>
+      <w:r>
+        <w:rPr/>
+      </w:r>
+    </w:p>
+    <w:p>
+      <w:pPr>
+        <w:pStyle w:val="BodyText"/>
+        <w:bidi w:val="0"/>
+        <w:spacing w:lineRule="auto" w:line="240" w:before="0" w:after="340"/>
+        <w:jc w:val="both"/>
+        <w:rPr/>
+      </w:pPr>
+      <w:r>
+        <w:rPr/>
+      </w:r>
+    </w:p>
+    <w:p>
+      <w:pPr>
+        <w:pStyle w:val="BodyText"/>
+        <w:bidi w:val="0"/>
+        <w:spacing w:lineRule="auto" w:line="240" w:before="0" w:after="340"/>
+        <w:jc w:val="both"/>
+        <w:rPr/>
+      </w:pPr>
+      <w:r>
+        <w:rPr/>
+      </w:r>
+    </w:p>
+    <w:p>
+      <w:pPr>
+        <w:pStyle w:val="BodyText"/>
+        <w:bidi w:val="0"/>
+        <w:spacing w:lineRule="auto" w:line="240" w:before="0" w:after="340"/>
         <w:jc w:val="both"/>
         <w:rPr/>
       </w:pPr>
@@ -405,7 +405,7 @@
       <w:pPr>
         <w:pStyle w:val="BodyText"/>
         <w:bidi w:val="0"/>
-        <w:spacing w:lineRule="auto" w:line="360" w:before="0" w:after="120"/>
+        <w:spacing w:lineRule="auto" w:line="240" w:before="0" w:after="340"/>
         <w:jc w:val="both"/>
         <w:rPr/>
       </w:pPr>
@@ -425,7 +425,7 @@
       <w:pPr>
         <w:pStyle w:val="BodyText"/>
         <w:bidi w:val="0"/>
-        <w:spacing w:lineRule="auto" w:line="360" w:before="0" w:after="120"/>
+        <w:spacing w:lineRule="auto" w:line="240" w:before="0" w:after="340"/>
         <w:jc w:val="both"/>
         <w:rPr/>
       </w:pPr>
@@ -445,67 +445,67 @@
       <w:pPr>
         <w:pStyle w:val="BodyText"/>
         <w:bidi w:val="0"/>
-        <w:spacing w:lineRule="auto" w:line="360" w:before="0" w:after="120"/>
-        <w:jc w:val="both"/>
-        <w:rPr/>
-      </w:pPr>
-      <w:r>
-        <w:rPr/>
-      </w:r>
-    </w:p>
-    <w:p>
-      <w:pPr>
-        <w:pStyle w:val="BodyText"/>
-        <w:bidi w:val="0"/>
-        <w:spacing w:lineRule="auto" w:line="360" w:before="0" w:after="120"/>
-        <w:jc w:val="both"/>
-        <w:rPr/>
-      </w:pPr>
-      <w:r>
-        <w:rPr/>
-      </w:r>
-    </w:p>
-    <w:p>
-      <w:pPr>
-        <w:pStyle w:val="BodyText"/>
-        <w:bidi w:val="0"/>
-        <w:spacing w:lineRule="auto" w:line="360" w:before="0" w:after="120"/>
-        <w:jc w:val="both"/>
-        <w:rPr/>
-      </w:pPr>
-      <w:r>
-        <w:rPr/>
-      </w:r>
-    </w:p>
-    <w:p>
-      <w:pPr>
-        <w:pStyle w:val="BodyText"/>
-        <w:bidi w:val="0"/>
-        <w:spacing w:lineRule="auto" w:line="360" w:before="0" w:after="120"/>
-        <w:jc w:val="both"/>
-        <w:rPr/>
-      </w:pPr>
-      <w:r>
-        <w:rPr/>
-      </w:r>
-    </w:p>
-    <w:p>
-      <w:pPr>
-        <w:pStyle w:val="BodyText"/>
-        <w:bidi w:val="0"/>
-        <w:spacing w:lineRule="auto" w:line="360" w:before="0" w:after="120"/>
-        <w:jc w:val="both"/>
-        <w:rPr/>
-      </w:pPr>
-      <w:r>
-        <w:rPr/>
-      </w:r>
-    </w:p>
-    <w:p>
-      <w:pPr>
-        <w:pStyle w:val="BodyText"/>
-        <w:bidi w:val="0"/>
-        <w:spacing w:lineRule="auto" w:line="360" w:before="0" w:after="120"/>
+        <w:spacing w:lineRule="auto" w:line="240" w:before="0" w:after="340"/>
+        <w:jc w:val="both"/>
+        <w:rPr/>
+      </w:pPr>
+      <w:r>
+        <w:rPr/>
+      </w:r>
+    </w:p>
+    <w:p>
+      <w:pPr>
+        <w:pStyle w:val="BodyText"/>
+        <w:bidi w:val="0"/>
+        <w:spacing w:lineRule="auto" w:line="240" w:before="0" w:after="340"/>
+        <w:jc w:val="both"/>
+        <w:rPr/>
+      </w:pPr>
+      <w:r>
+        <w:rPr/>
+      </w:r>
+    </w:p>
+    <w:p>
+      <w:pPr>
+        <w:pStyle w:val="BodyText"/>
+        <w:bidi w:val="0"/>
+        <w:spacing w:lineRule="auto" w:line="240" w:before="0" w:after="340"/>
+        <w:jc w:val="both"/>
+        <w:rPr/>
+      </w:pPr>
+      <w:r>
+        <w:rPr/>
+      </w:r>
+    </w:p>
+    <w:p>
+      <w:pPr>
+        <w:pStyle w:val="BodyText"/>
+        <w:bidi w:val="0"/>
+        <w:spacing w:lineRule="auto" w:line="240" w:before="0" w:after="340"/>
+        <w:jc w:val="both"/>
+        <w:rPr/>
+      </w:pPr>
+      <w:r>
+        <w:rPr/>
+      </w:r>
+    </w:p>
+    <w:p>
+      <w:pPr>
+        <w:pStyle w:val="BodyText"/>
+        <w:bidi w:val="0"/>
+        <w:spacing w:lineRule="auto" w:line="240" w:before="0" w:after="340"/>
+        <w:jc w:val="both"/>
+        <w:rPr/>
+      </w:pPr>
+      <w:r>
+        <w:rPr/>
+      </w:r>
+    </w:p>
+    <w:p>
+      <w:pPr>
+        <w:pStyle w:val="BodyText"/>
+        <w:bidi w:val="0"/>
+        <w:spacing w:lineRule="auto" w:line="240" w:before="0" w:after="340"/>
         <w:jc w:val="both"/>
         <w:rPr/>
       </w:pPr>
@@ -529,7 +529,7 @@
       <w:pPr>
         <w:pStyle w:val="BodyText"/>
         <w:bidi w:val="0"/>
-        <w:spacing w:lineRule="auto" w:line="360" w:before="0" w:after="120"/>
+        <w:spacing w:lineRule="auto" w:line="240" w:before="0" w:after="340"/>
         <w:jc w:val="both"/>
         <w:rPr/>
       </w:pPr>
@@ -542,7 +542,7 @@
       <w:pPr>
         <w:pStyle w:val="BodyText"/>
         <w:bidi w:val="0"/>
-        <w:spacing w:lineRule="auto" w:line="360" w:before="0" w:after="120"/>
+        <w:spacing w:lineRule="auto" w:line="240" w:before="0" w:after="340"/>
         <w:jc w:val="both"/>
         <w:rPr/>
       </w:pPr>
@@ -555,67 +555,67 @@
       <w:pPr>
         <w:pStyle w:val="BodyText"/>
         <w:bidi w:val="0"/>
-        <w:spacing w:lineRule="auto" w:line="360" w:before="0" w:after="120"/>
-        <w:jc w:val="both"/>
-        <w:rPr/>
-      </w:pPr>
-      <w:r>
-        <w:rPr/>
-      </w:r>
-    </w:p>
-    <w:p>
-      <w:pPr>
-        <w:pStyle w:val="BodyText"/>
-        <w:bidi w:val="0"/>
-        <w:spacing w:lineRule="auto" w:line="360" w:before="0" w:after="120"/>
-        <w:jc w:val="both"/>
-        <w:rPr/>
-      </w:pPr>
-      <w:r>
-        <w:rPr/>
-      </w:r>
-    </w:p>
-    <w:p>
-      <w:pPr>
-        <w:pStyle w:val="BodyText"/>
-        <w:bidi w:val="0"/>
-        <w:spacing w:lineRule="auto" w:line="360" w:before="0" w:after="120"/>
-        <w:jc w:val="both"/>
-        <w:rPr/>
-      </w:pPr>
-      <w:r>
-        <w:rPr/>
-      </w:r>
-    </w:p>
-    <w:p>
-      <w:pPr>
-        <w:pStyle w:val="BodyText"/>
-        <w:bidi w:val="0"/>
-        <w:spacing w:lineRule="auto" w:line="360" w:before="0" w:after="120"/>
-        <w:jc w:val="both"/>
-        <w:rPr/>
-      </w:pPr>
-      <w:r>
-        <w:rPr/>
-      </w:r>
-    </w:p>
-    <w:p>
-      <w:pPr>
-        <w:pStyle w:val="BodyText"/>
-        <w:bidi w:val="0"/>
-        <w:spacing w:lineRule="auto" w:line="360" w:before="0" w:after="120"/>
-        <w:jc w:val="both"/>
-        <w:rPr/>
-      </w:pPr>
-      <w:r>
-        <w:rPr/>
-      </w:r>
-    </w:p>
-    <w:p>
-      <w:pPr>
-        <w:pStyle w:val="BodyText"/>
-        <w:bidi w:val="0"/>
-        <w:spacing w:lineRule="auto" w:line="360" w:before="0" w:after="120"/>
+        <w:spacing w:lineRule="auto" w:line="240" w:before="0" w:after="340"/>
+        <w:jc w:val="both"/>
+        <w:rPr/>
+      </w:pPr>
+      <w:r>
+        <w:rPr/>
+      </w:r>
+    </w:p>
+    <w:p>
+      <w:pPr>
+        <w:pStyle w:val="BodyText"/>
+        <w:bidi w:val="0"/>
+        <w:spacing w:lineRule="auto" w:line="240" w:before="0" w:after="340"/>
+        <w:jc w:val="both"/>
+        <w:rPr/>
+      </w:pPr>
+      <w:r>
+        <w:rPr/>
+      </w:r>
+    </w:p>
+    <w:p>
+      <w:pPr>
+        <w:pStyle w:val="BodyText"/>
+        <w:bidi w:val="0"/>
+        <w:spacing w:lineRule="auto" w:line="240" w:before="0" w:after="340"/>
+        <w:jc w:val="both"/>
+        <w:rPr/>
+      </w:pPr>
+      <w:r>
+        <w:rPr/>
+      </w:r>
+    </w:p>
+    <w:p>
+      <w:pPr>
+        <w:pStyle w:val="BodyText"/>
+        <w:bidi w:val="0"/>
+        <w:spacing w:lineRule="auto" w:line="240" w:before="0" w:after="340"/>
+        <w:jc w:val="both"/>
+        <w:rPr/>
+      </w:pPr>
+      <w:r>
+        <w:rPr/>
+      </w:r>
+    </w:p>
+    <w:p>
+      <w:pPr>
+        <w:pStyle w:val="BodyText"/>
+        <w:bidi w:val="0"/>
+        <w:spacing w:lineRule="auto" w:line="240" w:before="0" w:after="340"/>
+        <w:jc w:val="both"/>
+        <w:rPr/>
+      </w:pPr>
+      <w:r>
+        <w:rPr/>
+      </w:r>
+    </w:p>
+    <w:p>
+      <w:pPr>
+        <w:pStyle w:val="BodyText"/>
+        <w:bidi w:val="0"/>
+        <w:spacing w:lineRule="auto" w:line="240" w:before="0" w:after="340"/>
         <w:jc w:val="both"/>
         <w:rPr/>
       </w:pPr>
@@ -641,7 +641,7 @@
       <w:pPr>
         <w:pStyle w:val="BodyText"/>
         <w:bidi w:val="0"/>
-        <w:spacing w:lineRule="auto" w:line="360" w:before="0" w:after="120"/>
+        <w:spacing w:lineRule="auto" w:line="240" w:before="0" w:after="340"/>
         <w:jc w:val="both"/>
         <w:rPr/>
       </w:pPr>
@@ -654,7 +654,7 @@
       <w:pPr>
         <w:pStyle w:val="BodyText"/>
         <w:bidi w:val="0"/>
-        <w:spacing w:lineRule="auto" w:line="360" w:before="0" w:after="120"/>
+        <w:spacing w:lineRule="auto" w:line="240" w:before="0" w:after="340"/>
         <w:jc w:val="both"/>
         <w:rPr/>
       </w:pPr>
@@ -667,7 +667,7 @@
       <w:pPr>
         <w:pStyle w:val="BodyText"/>
         <w:bidi w:val="0"/>
-        <w:spacing w:lineRule="auto" w:line="360" w:before="0" w:after="120"/>
+        <w:spacing w:lineRule="auto" w:line="240" w:before="0" w:after="340"/>
         <w:jc w:val="both"/>
         <w:rPr/>
       </w:pPr>
@@ -680,67 +680,67 @@
       <w:pPr>
         <w:pStyle w:val="BodyText"/>
         <w:bidi w:val="0"/>
-        <w:spacing w:lineRule="auto" w:line="360" w:before="0" w:after="120"/>
-        <w:jc w:val="both"/>
-        <w:rPr/>
-      </w:pPr>
-      <w:r>
-        <w:rPr/>
-      </w:r>
-    </w:p>
-    <w:p>
-      <w:pPr>
-        <w:pStyle w:val="BodyText"/>
-        <w:bidi w:val="0"/>
-        <w:spacing w:lineRule="auto" w:line="360" w:before="0" w:after="120"/>
-        <w:jc w:val="both"/>
-        <w:rPr/>
-      </w:pPr>
-      <w:r>
-        <w:rPr/>
-      </w:r>
-    </w:p>
-    <w:p>
-      <w:pPr>
-        <w:pStyle w:val="BodyText"/>
-        <w:bidi w:val="0"/>
-        <w:spacing w:lineRule="auto" w:line="360" w:before="0" w:after="120"/>
-        <w:jc w:val="both"/>
-        <w:rPr/>
-      </w:pPr>
-      <w:r>
-        <w:rPr/>
-      </w:r>
-    </w:p>
-    <w:p>
-      <w:pPr>
-        <w:pStyle w:val="BodyText"/>
-        <w:bidi w:val="0"/>
-        <w:spacing w:lineRule="auto" w:line="360" w:before="0" w:after="120"/>
-        <w:jc w:val="both"/>
-        <w:rPr/>
-      </w:pPr>
-      <w:r>
-        <w:rPr/>
-      </w:r>
-    </w:p>
-    <w:p>
-      <w:pPr>
-        <w:pStyle w:val="BodyText"/>
-        <w:bidi w:val="0"/>
-        <w:spacing w:lineRule="auto" w:line="360" w:before="0" w:after="120"/>
-        <w:jc w:val="both"/>
-        <w:rPr/>
-      </w:pPr>
-      <w:r>
-        <w:rPr/>
-      </w:r>
-    </w:p>
-    <w:p>
-      <w:pPr>
-        <w:pStyle w:val="BodyText"/>
-        <w:bidi w:val="0"/>
-        <w:spacing w:lineRule="auto" w:line="360" w:before="0" w:after="120"/>
+        <w:spacing w:lineRule="auto" w:line="240" w:before="0" w:after="340"/>
+        <w:jc w:val="both"/>
+        <w:rPr/>
+      </w:pPr>
+      <w:r>
+        <w:rPr/>
+      </w:r>
+    </w:p>
+    <w:p>
+      <w:pPr>
+        <w:pStyle w:val="BodyText"/>
+        <w:bidi w:val="0"/>
+        <w:spacing w:lineRule="auto" w:line="240" w:before="0" w:after="340"/>
+        <w:jc w:val="both"/>
+        <w:rPr/>
+      </w:pPr>
+      <w:r>
+        <w:rPr/>
+      </w:r>
+    </w:p>
+    <w:p>
+      <w:pPr>
+        <w:pStyle w:val="BodyText"/>
+        <w:bidi w:val="0"/>
+        <w:spacing w:lineRule="auto" w:line="240" w:before="0" w:after="340"/>
+        <w:jc w:val="both"/>
+        <w:rPr/>
+      </w:pPr>
+      <w:r>
+        <w:rPr/>
+      </w:r>
+    </w:p>
+    <w:p>
+      <w:pPr>
+        <w:pStyle w:val="BodyText"/>
+        <w:bidi w:val="0"/>
+        <w:spacing w:lineRule="auto" w:line="240" w:before="0" w:after="340"/>
+        <w:jc w:val="both"/>
+        <w:rPr/>
+      </w:pPr>
+      <w:r>
+        <w:rPr/>
+      </w:r>
+    </w:p>
+    <w:p>
+      <w:pPr>
+        <w:pStyle w:val="BodyText"/>
+        <w:bidi w:val="0"/>
+        <w:spacing w:lineRule="auto" w:line="240" w:before="0" w:after="340"/>
+        <w:jc w:val="both"/>
+        <w:rPr/>
+      </w:pPr>
+      <w:r>
+        <w:rPr/>
+      </w:r>
+    </w:p>
+    <w:p>
+      <w:pPr>
+        <w:pStyle w:val="BodyText"/>
+        <w:bidi w:val="0"/>
+        <w:spacing w:lineRule="auto" w:line="240" w:before="0" w:after="340"/>
         <w:jc w:val="both"/>
         <w:rPr/>
       </w:pPr>
@@ -766,7 +766,7 @@
       <w:pPr>
         <w:pStyle w:val="BodyText"/>
         <w:bidi w:val="0"/>
-        <w:spacing w:lineRule="auto" w:line="360" w:before="0" w:after="120"/>
+        <w:spacing w:lineRule="auto" w:line="240" w:before="0" w:after="340"/>
         <w:jc w:val="both"/>
         <w:rPr/>
       </w:pPr>
@@ -779,7 +779,7 @@
       <w:pPr>
         <w:pStyle w:val="BodyText"/>
         <w:bidi w:val="0"/>
-        <w:spacing w:lineRule="auto" w:line="360" w:before="0" w:after="120"/>
+        <w:spacing w:lineRule="auto" w:line="240" w:before="0" w:after="340"/>
         <w:jc w:val="both"/>
         <w:rPr/>
       </w:pPr>
@@ -792,7 +792,7 @@
       <w:pPr>
         <w:pStyle w:val="BodyText"/>
         <w:bidi w:val="0"/>
-        <w:spacing w:lineRule="auto" w:line="360" w:before="0" w:after="120"/>
+        <w:spacing w:lineRule="auto" w:line="240" w:before="0" w:after="340"/>
         <w:jc w:val="both"/>
         <w:rPr/>
       </w:pPr>
@@ -805,7 +805,7 @@
       <w:pPr>
         <w:pStyle w:val="BodyText"/>
         <w:bidi w:val="0"/>
-        <w:spacing w:lineRule="auto" w:line="360" w:before="0" w:after="120"/>
+        <w:spacing w:lineRule="auto" w:line="240" w:before="0" w:after="340"/>
         <w:jc w:val="both"/>
         <w:rPr/>
       </w:pPr>
@@ -818,7 +818,7 @@
       <w:pPr>
         <w:pStyle w:val="BodyText"/>
         <w:bidi w:val="0"/>
-        <w:spacing w:lineRule="auto" w:line="360" w:before="0" w:after="120"/>
+        <w:spacing w:lineRule="auto" w:line="240" w:before="0" w:after="340"/>
         <w:jc w:val="both"/>
         <w:rPr/>
       </w:pPr>
@@ -831,7 +831,7 @@
       <w:pPr>
         <w:pStyle w:val="BodyText"/>
         <w:bidi w:val="0"/>
-        <w:spacing w:lineRule="auto" w:line="360" w:before="0" w:after="120"/>
+        <w:spacing w:lineRule="auto" w:line="240" w:before="0" w:after="340"/>
         <w:jc w:val="both"/>
         <w:rPr/>
       </w:pPr>
@@ -844,7 +844,7 @@
       <w:pPr>
         <w:pStyle w:val="BodyText"/>
         <w:bidi w:val="0"/>
-        <w:spacing w:lineRule="auto" w:line="360" w:before="0" w:after="120"/>
+        <w:spacing w:lineRule="auto" w:line="240" w:before="0" w:after="340"/>
         <w:jc w:val="both"/>
         <w:rPr/>
       </w:pPr>
@@ -857,7 +857,7 @@
       <w:pPr>
         <w:pStyle w:val="BodyText"/>
         <w:bidi w:val="0"/>
-        <w:spacing w:lineRule="auto" w:line="360" w:before="0" w:after="120"/>
+        <w:spacing w:lineRule="auto" w:line="240" w:before="0" w:after="340"/>
         <w:jc w:val="both"/>
         <w:rPr/>
       </w:pPr>
@@ -870,7 +870,7 @@
       <w:pPr>
         <w:pStyle w:val="BodyText"/>
         <w:bidi w:val="0"/>
-        <w:spacing w:lineRule="auto" w:line="360" w:before="0" w:after="120"/>
+        <w:spacing w:lineRule="auto" w:line="240" w:before="0" w:after="340"/>
         <w:jc w:val="both"/>
         <w:rPr/>
       </w:pPr>
@@ -883,7 +883,7 @@
       <w:pPr>
         <w:pStyle w:val="BodyText"/>
         <w:bidi w:val="0"/>
-        <w:spacing w:lineRule="auto" w:line="360" w:before="0" w:after="120"/>
+        <w:spacing w:lineRule="auto" w:line="240" w:before="0" w:after="340"/>
         <w:jc w:val="both"/>
         <w:rPr/>
       </w:pPr>
@@ -896,67 +896,67 @@
       <w:pPr>
         <w:pStyle w:val="BodyText"/>
         <w:bidi w:val="0"/>
-        <w:spacing w:lineRule="auto" w:line="360" w:before="0" w:after="120"/>
-        <w:jc w:val="both"/>
-        <w:rPr/>
-      </w:pPr>
-      <w:r>
-        <w:rPr/>
-      </w:r>
-    </w:p>
-    <w:p>
-      <w:pPr>
-        <w:pStyle w:val="BodyText"/>
-        <w:bidi w:val="0"/>
-        <w:spacing w:lineRule="auto" w:line="360" w:before="0" w:after="120"/>
-        <w:jc w:val="both"/>
-        <w:rPr/>
-      </w:pPr>
-      <w:r>
-        <w:rPr/>
-      </w:r>
-    </w:p>
-    <w:p>
-      <w:pPr>
-        <w:pStyle w:val="BodyText"/>
-        <w:bidi w:val="0"/>
-        <w:spacing w:lineRule="auto" w:line="360" w:before="0" w:after="120"/>
-        <w:jc w:val="both"/>
-        <w:rPr/>
-      </w:pPr>
-      <w:r>
-        <w:rPr/>
-      </w:r>
-    </w:p>
-    <w:p>
-      <w:pPr>
-        <w:pStyle w:val="BodyText"/>
-        <w:bidi w:val="0"/>
-        <w:spacing w:lineRule="auto" w:line="360" w:before="0" w:after="120"/>
-        <w:jc w:val="both"/>
-        <w:rPr/>
-      </w:pPr>
-      <w:r>
-        <w:rPr/>
-      </w:r>
-    </w:p>
-    <w:p>
-      <w:pPr>
-        <w:pStyle w:val="BodyText"/>
-        <w:bidi w:val="0"/>
-        <w:spacing w:lineRule="auto" w:line="360" w:before="0" w:after="120"/>
-        <w:jc w:val="both"/>
-        <w:rPr/>
-      </w:pPr>
-      <w:r>
-        <w:rPr/>
-      </w:r>
-    </w:p>
-    <w:p>
-      <w:pPr>
-        <w:pStyle w:val="BodyText"/>
-        <w:bidi w:val="0"/>
-        <w:spacing w:lineRule="auto" w:line="360" w:before="0" w:after="120"/>
+        <w:spacing w:lineRule="auto" w:line="240" w:before="0" w:after="340"/>
+        <w:jc w:val="both"/>
+        <w:rPr/>
+      </w:pPr>
+      <w:r>
+        <w:rPr/>
+      </w:r>
+    </w:p>
+    <w:p>
+      <w:pPr>
+        <w:pStyle w:val="BodyText"/>
+        <w:bidi w:val="0"/>
+        <w:spacing w:lineRule="auto" w:line="240" w:before="0" w:after="340"/>
+        <w:jc w:val="both"/>
+        <w:rPr/>
+      </w:pPr>
+      <w:r>
+        <w:rPr/>
+      </w:r>
+    </w:p>
+    <w:p>
+      <w:pPr>
+        <w:pStyle w:val="BodyText"/>
+        <w:bidi w:val="0"/>
+        <w:spacing w:lineRule="auto" w:line="240" w:before="0" w:after="340"/>
+        <w:jc w:val="both"/>
+        <w:rPr/>
+      </w:pPr>
+      <w:r>
+        <w:rPr/>
+      </w:r>
+    </w:p>
+    <w:p>
+      <w:pPr>
+        <w:pStyle w:val="BodyText"/>
+        <w:bidi w:val="0"/>
+        <w:spacing w:lineRule="auto" w:line="240" w:before="0" w:after="340"/>
+        <w:jc w:val="both"/>
+        <w:rPr/>
+      </w:pPr>
+      <w:r>
+        <w:rPr/>
+      </w:r>
+    </w:p>
+    <w:p>
+      <w:pPr>
+        <w:pStyle w:val="BodyText"/>
+        <w:bidi w:val="0"/>
+        <w:spacing w:lineRule="auto" w:line="240" w:before="0" w:after="340"/>
+        <w:jc w:val="both"/>
+        <w:rPr/>
+      </w:pPr>
+      <w:r>
+        <w:rPr/>
+      </w:r>
+    </w:p>
+    <w:p>
+      <w:pPr>
+        <w:pStyle w:val="BodyText"/>
+        <w:bidi w:val="0"/>
+        <w:spacing w:lineRule="auto" w:line="240" w:before="0" w:after="340"/>
         <w:jc w:val="both"/>
         <w:rPr/>
       </w:pPr>
@@ -982,7 +982,7 @@
       <w:pPr>
         <w:pStyle w:val="BodyText"/>
         <w:bidi w:val="0"/>
-        <w:spacing w:lineRule="auto" w:line="360" w:before="0" w:after="120"/>
+        <w:spacing w:lineRule="auto" w:line="240" w:before="0" w:after="340"/>
         <w:jc w:val="both"/>
         <w:rPr/>
       </w:pPr>
@@ -995,7 +995,7 @@
       <w:pPr>
         <w:pStyle w:val="BodyText"/>
         <w:bidi w:val="0"/>
-        <w:spacing w:lineRule="auto" w:line="360" w:before="0" w:after="120"/>
+        <w:spacing w:lineRule="auto" w:line="240" w:before="0" w:after="340"/>
         <w:jc w:val="both"/>
         <w:rPr/>
       </w:pPr>
@@ -1008,7 +1008,7 @@
       <w:pPr>
         <w:pStyle w:val="BodyText"/>
         <w:bidi w:val="0"/>
-        <w:spacing w:lineRule="auto" w:line="360" w:before="0" w:after="120"/>
+        <w:spacing w:lineRule="auto" w:line="240" w:before="0" w:after="340"/>
         <w:jc w:val="both"/>
         <w:rPr/>
       </w:pPr>
@@ -1021,7 +1021,7 @@
       <w:pPr>
         <w:pStyle w:val="BodyText"/>
         <w:bidi w:val="0"/>
-        <w:spacing w:lineRule="auto" w:line="360" w:before="0" w:after="120"/>
+        <w:spacing w:lineRule="auto" w:line="240" w:before="0" w:after="340"/>
         <w:jc w:val="both"/>
         <w:rPr/>
       </w:pPr>
@@ -1034,7 +1034,7 @@
       <w:pPr>
         <w:pStyle w:val="BodyText"/>
         <w:bidi w:val="0"/>
-        <w:spacing w:lineRule="auto" w:line="360" w:before="0" w:after="120"/>
+        <w:spacing w:lineRule="auto" w:line="240" w:before="0" w:after="340"/>
         <w:jc w:val="both"/>
         <w:rPr/>
       </w:pPr>
@@ -1047,7 +1047,7 @@
       <w:pPr>
         <w:pStyle w:val="BodyText"/>
         <w:bidi w:val="0"/>
-        <w:spacing w:lineRule="auto" w:line="360" w:before="0" w:after="120"/>
+        <w:spacing w:lineRule="auto" w:line="240" w:before="0" w:after="340"/>
         <w:jc w:val="both"/>
         <w:rPr/>
       </w:pPr>
@@ -1060,7 +1060,7 @@
       <w:pPr>
         <w:pStyle w:val="BodyText"/>
         <w:bidi w:val="0"/>
-        <w:spacing w:lineRule="auto" w:line="360" w:before="0" w:after="120"/>
+        <w:spacing w:lineRule="auto" w:line="240" w:before="0" w:after="340"/>
         <w:jc w:val="both"/>
         <w:rPr/>
       </w:pPr>
@@ -1073,7 +1073,7 @@
       <w:pPr>
         <w:pStyle w:val="BodyText"/>
         <w:bidi w:val="0"/>
-        <w:spacing w:lineRule="auto" w:line="360" w:before="0" w:after="120"/>
+        <w:spacing w:lineRule="auto" w:line="240" w:before="0" w:after="340"/>
         <w:jc w:val="both"/>
         <w:rPr/>
       </w:pPr>
@@ -1100,7 +1100,7 @@
       <w:pPr>
         <w:pStyle w:val="BodyText"/>
         <w:bidi w:val="0"/>
-        <w:spacing w:lineRule="auto" w:line="360" w:before="0" w:after="120"/>
+        <w:spacing w:lineRule="auto" w:line="240" w:before="0" w:after="340"/>
         <w:jc w:val="both"/>
         <w:rPr/>
       </w:pPr>
@@ -1113,7 +1113,7 @@
       <w:pPr>
         <w:pStyle w:val="BodyText"/>
         <w:bidi w:val="0"/>
-        <w:spacing w:lineRule="auto" w:line="360" w:before="0" w:after="120"/>
+        <w:spacing w:lineRule="auto" w:line="240" w:before="0" w:after="340"/>
         <w:jc w:val="both"/>
         <w:rPr/>
       </w:pPr>
@@ -1126,7 +1126,7 @@
       <w:pPr>
         <w:pStyle w:val="BodyText"/>
         <w:bidi w:val="0"/>
-        <w:spacing w:lineRule="auto" w:line="360" w:before="0" w:after="120"/>
+        <w:spacing w:lineRule="auto" w:line="240" w:before="0" w:after="340"/>
         <w:jc w:val="both"/>
         <w:rPr/>
       </w:pPr>
@@ -1139,7 +1139,7 @@
       <w:pPr>
         <w:pStyle w:val="BodyText"/>
         <w:bidi w:val="0"/>
-        <w:spacing w:lineRule="auto" w:line="360" w:before="0" w:after="120"/>
+        <w:spacing w:lineRule="auto" w:line="240" w:before="0" w:after="340"/>
         <w:jc w:val="both"/>
         <w:rPr/>
       </w:pPr>
@@ -1152,7 +1152,7 @@
       <w:pPr>
         <w:pStyle w:val="BodyText"/>
         <w:bidi w:val="0"/>
-        <w:spacing w:lineRule="auto" w:line="360" w:before="0" w:after="120"/>
+        <w:spacing w:lineRule="auto" w:line="240" w:before="0" w:after="340"/>
         <w:jc w:val="both"/>
         <w:rPr/>
       </w:pPr>
@@ -1165,7 +1165,7 @@
       <w:pPr>
         <w:pStyle w:val="BodyText"/>
         <w:bidi w:val="0"/>
-        <w:spacing w:lineRule="auto" w:line="360" w:before="0" w:after="120"/>
+        <w:spacing w:lineRule="auto" w:line="240" w:before="0" w:after="340"/>
         <w:jc w:val="both"/>
         <w:rPr/>
       </w:pPr>
@@ -1178,7 +1178,7 @@
       <w:pPr>
         <w:pStyle w:val="BodyText"/>
         <w:bidi w:val="0"/>
-        <w:spacing w:lineRule="auto" w:line="360" w:before="0" w:after="120"/>
+        <w:spacing w:lineRule="auto" w:line="240" w:before="0" w:after="340"/>
         <w:jc w:val="both"/>
         <w:rPr/>
       </w:pPr>
@@ -1191,7 +1191,7 @@
       <w:pPr>
         <w:pStyle w:val="BodyText"/>
         <w:bidi w:val="0"/>
-        <w:spacing w:lineRule="auto" w:line="360" w:before="0" w:after="120"/>
+        <w:spacing w:lineRule="auto" w:line="240" w:before="0" w:after="340"/>
         <w:jc w:val="both"/>
         <w:rPr/>
       </w:pPr>
@@ -1218,7 +1218,7 @@
       <w:pPr>
         <w:pStyle w:val="BodyText"/>
         <w:bidi w:val="0"/>
-        <w:spacing w:lineRule="auto" w:line="360" w:before="0" w:after="120"/>
+        <w:spacing w:lineRule="auto" w:line="240" w:before="0" w:after="340"/>
         <w:jc w:val="both"/>
         <w:rPr/>
       </w:pPr>
@@ -1231,7 +1231,7 @@
       <w:pPr>
         <w:pStyle w:val="BodyText"/>
         <w:bidi w:val="0"/>
-        <w:spacing w:lineRule="auto" w:line="360" w:before="0" w:after="120"/>
+        <w:spacing w:lineRule="auto" w:line="240" w:before="0" w:after="340"/>
         <w:jc w:val="both"/>
         <w:rPr/>
       </w:pPr>
@@ -1244,7 +1244,7 @@
       <w:pPr>
         <w:pStyle w:val="BodyText"/>
         <w:bidi w:val="0"/>
-        <w:spacing w:lineRule="auto" w:line="360" w:before="0" w:after="120"/>
+        <w:spacing w:lineRule="auto" w:line="240" w:before="0" w:after="340"/>
         <w:jc w:val="both"/>
         <w:rPr/>
       </w:pPr>
@@ -1257,7 +1257,7 @@
       <w:pPr>
         <w:pStyle w:val="BodyText"/>
         <w:bidi w:val="0"/>
-        <w:spacing w:lineRule="auto" w:line="360" w:before="0" w:after="120"/>
+        <w:spacing w:lineRule="auto" w:line="240" w:before="0" w:after="340"/>
         <w:jc w:val="both"/>
         <w:rPr/>
       </w:pPr>
@@ -1284,7 +1284,7 @@
       <w:pPr>
         <w:pStyle w:val="BodyText"/>
         <w:bidi w:val="0"/>
-        <w:spacing w:lineRule="auto" w:line="360" w:before="0" w:after="120"/>
+        <w:spacing w:lineRule="auto" w:line="240" w:before="0" w:after="340"/>
         <w:jc w:val="both"/>
         <w:rPr/>
       </w:pPr>
@@ -1297,7 +1297,7 @@
       <w:pPr>
         <w:pStyle w:val="BodyText"/>
         <w:bidi w:val="0"/>
-        <w:spacing w:lineRule="auto" w:line="360" w:before="0" w:after="120"/>
+        <w:spacing w:lineRule="auto" w:line="240" w:before="0" w:after="340"/>
         <w:jc w:val="both"/>
         <w:rPr/>
       </w:pPr>
@@ -1310,7 +1310,7 @@
       <w:pPr>
         <w:pStyle w:val="BodyText"/>
         <w:bidi w:val="0"/>
-        <w:spacing w:lineRule="auto" w:line="360" w:before="0" w:after="120"/>
+        <w:spacing w:lineRule="auto" w:line="240" w:before="0" w:after="340"/>
         <w:jc w:val="both"/>
         <w:rPr/>
       </w:pPr>
@@ -1323,7 +1323,7 @@
       <w:pPr>
         <w:pStyle w:val="BodyText"/>
         <w:bidi w:val="0"/>
-        <w:spacing w:lineRule="auto" w:line="360" w:before="0" w:after="120"/>
+        <w:spacing w:lineRule="auto" w:line="240" w:before="0" w:after="340"/>
         <w:jc w:val="both"/>
         <w:rPr/>
       </w:pPr>
@@ -1336,7 +1336,7 @@
       <w:pPr>
         <w:pStyle w:val="BodyText"/>
         <w:bidi w:val="0"/>
-        <w:spacing w:lineRule="auto" w:line="360" w:before="0" w:after="120"/>
+        <w:spacing w:lineRule="auto" w:line="240" w:before="0" w:after="340"/>
         <w:jc w:val="both"/>
         <w:rPr/>
       </w:pPr>
@@ -1349,7 +1349,7 @@
       <w:pPr>
         <w:pStyle w:val="BodyText"/>
         <w:bidi w:val="0"/>
-        <w:spacing w:lineRule="auto" w:line="360" w:before="0" w:after="120"/>
+        <w:spacing w:lineRule="auto" w:line="240" w:before="0" w:after="340"/>
         <w:jc w:val="both"/>
         <w:rPr/>
       </w:pPr>
@@ -1362,7 +1362,7 @@
       <w:pPr>
         <w:pStyle w:val="BodyText"/>
         <w:bidi w:val="0"/>
-        <w:spacing w:lineRule="auto" w:line="360" w:before="0" w:after="120"/>
+        <w:spacing w:lineRule="auto" w:line="240" w:before="0" w:after="340"/>
         <w:jc w:val="both"/>
         <w:rPr/>
       </w:pPr>
@@ -1375,7 +1375,7 @@
       <w:pPr>
         <w:pStyle w:val="BodyText"/>
         <w:bidi w:val="0"/>
-        <w:spacing w:lineRule="auto" w:line="360" w:before="0" w:after="120"/>
+        <w:spacing w:lineRule="auto" w:line="240" w:before="0" w:after="340"/>
         <w:jc w:val="both"/>
         <w:rPr/>
       </w:pPr>
@@ -1388,7 +1388,7 @@
       <w:pPr>
         <w:pStyle w:val="BodyText"/>
         <w:bidi w:val="0"/>
-        <w:spacing w:lineRule="auto" w:line="360" w:before="0" w:after="120"/>
+        <w:spacing w:lineRule="auto" w:line="240" w:before="0" w:after="340"/>
         <w:jc w:val="both"/>
         <w:rPr/>
       </w:pPr>
@@ -1401,7 +1401,7 @@
       <w:pPr>
         <w:pStyle w:val="BodyText"/>
         <w:bidi w:val="0"/>
-        <w:spacing w:lineRule="auto" w:line="360" w:before="0" w:after="120"/>
+        <w:spacing w:lineRule="auto" w:line="240" w:before="0" w:after="340"/>
         <w:jc w:val="both"/>
         <w:rPr/>
       </w:pPr>
@@ -1414,7 +1414,7 @@
       <w:pPr>
         <w:pStyle w:val="BodyText"/>
         <w:bidi w:val="0"/>
-        <w:spacing w:lineRule="auto" w:line="360" w:before="0" w:after="120"/>
+        <w:spacing w:lineRule="auto" w:line="240" w:before="0" w:after="340"/>
         <w:jc w:val="both"/>
         <w:rPr/>
       </w:pPr>
@@ -1441,7 +1441,7 @@
       <w:pPr>
         <w:pStyle w:val="BodyText"/>
         <w:bidi w:val="0"/>
-        <w:spacing w:lineRule="auto" w:line="360" w:before="0" w:after="120"/>
+        <w:spacing w:lineRule="auto" w:line="240" w:before="0" w:after="340"/>
         <w:jc w:val="both"/>
         <w:rPr/>
       </w:pPr>
@@ -1454,7 +1454,7 @@
       <w:pPr>
         <w:pStyle w:val="BodyText"/>
         <w:bidi w:val="0"/>
-        <w:spacing w:lineRule="auto" w:line="360" w:before="0" w:after="120"/>
+        <w:spacing w:lineRule="auto" w:line="240" w:before="0" w:after="340"/>
         <w:jc w:val="both"/>
         <w:rPr/>
       </w:pPr>
@@ -1467,7 +1467,7 @@
       <w:pPr>
         <w:pStyle w:val="BodyText"/>
         <w:bidi w:val="0"/>
-        <w:spacing w:lineRule="auto" w:line="360" w:before="0" w:after="120"/>
+        <w:spacing w:lineRule="auto" w:line="240" w:before="0" w:after="340"/>
         <w:jc w:val="both"/>
         <w:rPr/>
       </w:pPr>
@@ -1480,7 +1480,7 @@
       <w:pPr>
         <w:pStyle w:val="BodyText"/>
         <w:bidi w:val="0"/>
-        <w:spacing w:lineRule="auto" w:line="360" w:before="0" w:after="120"/>
+        <w:spacing w:lineRule="auto" w:line="240" w:before="0" w:after="340"/>
         <w:jc w:val="both"/>
         <w:rPr/>
       </w:pPr>
@@ -1493,7 +1493,7 @@
       <w:pPr>
         <w:pStyle w:val="BodyText"/>
         <w:bidi w:val="0"/>
-        <w:spacing w:lineRule="auto" w:line="360" w:before="0" w:after="120"/>
+        <w:spacing w:lineRule="auto" w:line="240" w:before="0" w:after="340"/>
         <w:jc w:val="both"/>
         <w:rPr/>
       </w:pPr>
@@ -1506,7 +1506,7 @@
       <w:pPr>
         <w:pStyle w:val="BodyText"/>
         <w:bidi w:val="0"/>
-        <w:spacing w:lineRule="auto" w:line="360" w:before="0" w:after="120"/>
+        <w:spacing w:lineRule="auto" w:line="240" w:before="0" w:after="340"/>
         <w:jc w:val="both"/>
         <w:rPr/>
       </w:pPr>
@@ -1519,7 +1519,7 @@
       <w:pPr>
         <w:pStyle w:val="BodyText"/>
         <w:bidi w:val="0"/>
-        <w:spacing w:lineRule="auto" w:line="360" w:before="0" w:after="120"/>
+        <w:spacing w:lineRule="auto" w:line="240" w:before="0" w:after="340"/>
         <w:jc w:val="both"/>
         <w:rPr/>
       </w:pPr>
@@ -1532,7 +1532,7 @@
       <w:pPr>
         <w:pStyle w:val="BodyText"/>
         <w:bidi w:val="0"/>
-        <w:spacing w:lineRule="auto" w:line="360" w:before="0" w:after="120"/>
+        <w:spacing w:lineRule="auto" w:line="240" w:before="0" w:after="340"/>
         <w:jc w:val="both"/>
         <w:rPr/>
       </w:pPr>
@@ -1545,7 +1545,7 @@
       <w:pPr>
         <w:pStyle w:val="BodyText"/>
         <w:bidi w:val="0"/>
-        <w:spacing w:lineRule="auto" w:line="360" w:before="0" w:after="120"/>
+        <w:spacing w:lineRule="auto" w:line="240" w:before="0" w:after="340"/>
         <w:jc w:val="both"/>
         <w:rPr/>
       </w:pPr>
@@ -1558,7 +1558,7 @@
       <w:pPr>
         <w:pStyle w:val="BodyText"/>
         <w:bidi w:val="0"/>
-        <w:spacing w:lineRule="auto" w:line="360" w:before="0" w:after="120"/>
+        <w:spacing w:lineRule="auto" w:line="240" w:before="0" w:after="340"/>
         <w:jc w:val="both"/>
         <w:rPr/>
       </w:pPr>
@@ -1571,7 +1571,7 @@
       <w:pPr>
         <w:pStyle w:val="BodyText"/>
         <w:bidi w:val="0"/>
-        <w:spacing w:lineRule="auto" w:line="360" w:before="0" w:after="120"/>
+        <w:spacing w:lineRule="auto" w:line="240" w:before="0" w:after="340"/>
         <w:jc w:val="both"/>
         <w:rPr/>
       </w:pPr>
@@ -1584,7 +1584,7 @@
       <w:pPr>
         <w:pStyle w:val="BodyText"/>
         <w:bidi w:val="0"/>
-        <w:spacing w:lineRule="auto" w:line="360" w:before="0" w:after="120"/>
+        <w:spacing w:lineRule="auto" w:line="240" w:before="0" w:after="340"/>
         <w:jc w:val="both"/>
         <w:rPr/>
       </w:pPr>
@@ -1611,7 +1611,7 @@
       <w:pPr>
         <w:pStyle w:val="BodyText"/>
         <w:bidi w:val="0"/>
-        <w:spacing w:lineRule="auto" w:line="360" w:before="0" w:after="120"/>
+        <w:spacing w:lineRule="auto" w:line="240" w:before="0" w:after="340"/>
         <w:jc w:val="both"/>
         <w:rPr/>
       </w:pPr>
@@ -1624,7 +1624,7 @@
       <w:pPr>
         <w:pStyle w:val="BodyText"/>
         <w:bidi w:val="0"/>
-        <w:spacing w:lineRule="auto" w:line="360" w:before="0" w:after="120"/>
+        <w:spacing w:lineRule="auto" w:line="240" w:before="0" w:after="340"/>
         <w:jc w:val="both"/>
         <w:rPr/>
       </w:pPr>
@@ -1637,7 +1637,7 @@
       <w:pPr>
         <w:pStyle w:val="BodyText"/>
         <w:bidi w:val="0"/>
-        <w:spacing w:lineRule="auto" w:line="360" w:before="0" w:after="120"/>
+        <w:spacing w:lineRule="auto" w:line="240" w:before="0" w:after="340"/>
         <w:jc w:val="both"/>
         <w:rPr/>
       </w:pPr>
@@ -1650,7 +1650,7 @@
       <w:pPr>
         <w:pStyle w:val="BodyText"/>
         <w:bidi w:val="0"/>
-        <w:spacing w:lineRule="auto" w:line="360" w:before="0" w:after="120"/>
+        <w:spacing w:lineRule="auto" w:line="240" w:before="0" w:after="340"/>
         <w:jc w:val="both"/>
         <w:rPr/>
       </w:pPr>
@@ -1663,7 +1663,7 @@
       <w:pPr>
         <w:pStyle w:val="BodyText"/>
         <w:bidi w:val="0"/>
-        <w:spacing w:lineRule="auto" w:line="360" w:before="0" w:after="120"/>
+        <w:spacing w:lineRule="auto" w:line="240" w:before="0" w:after="340"/>
         <w:jc w:val="both"/>
         <w:rPr/>
       </w:pPr>
@@ -1676,7 +1676,7 @@
       <w:pPr>
         <w:pStyle w:val="BodyText"/>
         <w:bidi w:val="0"/>
-        <w:spacing w:lineRule="auto" w:line="360" w:before="0" w:after="120"/>
+        <w:spacing w:lineRule="auto" w:line="240" w:before="0" w:after="340"/>
         <w:jc w:val="both"/>
         <w:rPr/>
       </w:pPr>
@@ -1689,7 +1689,7 @@
       <w:pPr>
         <w:pStyle w:val="BodyText"/>
         <w:bidi w:val="0"/>
-        <w:spacing w:lineRule="auto" w:line="360" w:before="0" w:after="120"/>
+        <w:spacing w:lineRule="auto" w:line="240" w:before="0" w:after="340"/>
         <w:jc w:val="both"/>
         <w:rPr/>
       </w:pPr>
@@ -1702,7 +1702,7 @@
       <w:pPr>
         <w:pStyle w:val="BodyText"/>
         <w:bidi w:val="0"/>
-        <w:spacing w:lineRule="auto" w:line="360" w:before="0" w:after="120"/>
+        <w:spacing w:lineRule="auto" w:line="240" w:before="0" w:after="340"/>
         <w:jc w:val="both"/>
         <w:rPr/>
       </w:pPr>
@@ -1715,7 +1715,7 @@
       <w:pPr>
         <w:pStyle w:val="BodyText"/>
         <w:bidi w:val="0"/>
-        <w:spacing w:lineRule="auto" w:line="360" w:before="0" w:after="120"/>
+        <w:spacing w:lineRule="auto" w:line="240" w:before="0" w:after="340"/>
         <w:jc w:val="both"/>
         <w:rPr/>
       </w:pPr>
@@ -1728,7 +1728,7 @@
       <w:pPr>
         <w:pStyle w:val="BodyText"/>
         <w:bidi w:val="0"/>
-        <w:spacing w:lineRule="auto" w:line="360" w:before="0" w:after="120"/>
+        <w:spacing w:lineRule="auto" w:line="240" w:before="0" w:after="340"/>
         <w:jc w:val="both"/>
         <w:rPr/>
       </w:pPr>
@@ -1741,7 +1741,7 @@
       <w:pPr>
         <w:pStyle w:val="BodyText"/>
         <w:bidi w:val="0"/>
-        <w:spacing w:lineRule="auto" w:line="360" w:before="0" w:after="120"/>
+        <w:spacing w:lineRule="auto" w:line="240" w:before="0" w:after="340"/>
         <w:jc w:val="both"/>
         <w:rPr/>
       </w:pPr>
@@ -1768,7 +1768,7 @@
       <w:pPr>
         <w:pStyle w:val="BodyText"/>
         <w:bidi w:val="0"/>
-        <w:spacing w:lineRule="auto" w:line="360" w:before="0" w:after="120"/>
+        <w:spacing w:lineRule="auto" w:line="240" w:before="0" w:after="340"/>
         <w:jc w:val="both"/>
         <w:rPr/>
       </w:pPr>
@@ -1781,7 +1781,7 @@
       <w:pPr>
         <w:pStyle w:val="BodyText"/>
         <w:bidi w:val="0"/>
-        <w:spacing w:lineRule="auto" w:line="360" w:before="0" w:after="120"/>
+        <w:spacing w:lineRule="auto" w:line="240" w:before="0" w:after="340"/>
         <w:jc w:val="both"/>
         <w:rPr/>
       </w:pPr>
@@ -1794,7 +1794,7 @@
       <w:pPr>
         <w:pStyle w:val="BodyText"/>
         <w:bidi w:val="0"/>
-        <w:spacing w:lineRule="auto" w:line="360" w:before="0" w:after="120"/>
+        <w:spacing w:lineRule="auto" w:line="240" w:before="0" w:after="340"/>
         <w:jc w:val="both"/>
         <w:rPr/>
       </w:pPr>
@@ -1807,7 +1807,7 @@
       <w:pPr>
         <w:pStyle w:val="BodyText"/>
         <w:bidi w:val="0"/>
-        <w:spacing w:lineRule="auto" w:line="360" w:before="0" w:after="120"/>
+        <w:spacing w:lineRule="auto" w:line="240" w:before="0" w:after="340"/>
         <w:jc w:val="both"/>
         <w:rPr/>
       </w:pPr>
@@ -1820,7 +1820,7 @@
       <w:pPr>
         <w:pStyle w:val="BodyText"/>
         <w:bidi w:val="0"/>
-        <w:spacing w:lineRule="auto" w:line="360" w:before="0" w:after="120"/>
+        <w:spacing w:lineRule="auto" w:line="240" w:before="0" w:after="340"/>
         <w:jc w:val="both"/>
         <w:rPr/>
       </w:pPr>
@@ -1833,7 +1833,7 @@
       <w:pPr>
         <w:pStyle w:val="BodyText"/>
         <w:bidi w:val="0"/>
-        <w:spacing w:lineRule="auto" w:line="360" w:before="0" w:after="120"/>
+        <w:spacing w:lineRule="auto" w:line="240" w:before="0" w:after="340"/>
         <w:jc w:val="both"/>
         <w:rPr/>
       </w:pPr>
@@ -1846,7 +1846,7 @@
       <w:pPr>
         <w:pStyle w:val="BodyText"/>
         <w:bidi w:val="0"/>
-        <w:spacing w:lineRule="auto" w:line="360" w:before="0" w:after="120"/>
+        <w:spacing w:lineRule="auto" w:line="240" w:before="0" w:after="340"/>
         <w:jc w:val="both"/>
         <w:rPr/>
       </w:pPr>
@@ -1859,7 +1859,7 @@
       <w:pPr>
         <w:pStyle w:val="BodyText"/>
         <w:bidi w:val="0"/>
-        <w:spacing w:lineRule="auto" w:line="360" w:before="0" w:after="120"/>
+        <w:spacing w:lineRule="auto" w:line="240" w:before="0" w:after="340"/>
         <w:jc w:val="both"/>
         <w:rPr/>
       </w:pPr>
@@ -1872,7 +1872,7 @@
       <w:pPr>
         <w:pStyle w:val="BodyText"/>
         <w:bidi w:val="0"/>
-        <w:spacing w:lineRule="auto" w:line="360" w:before="0" w:after="120"/>
+        <w:spacing w:lineRule="auto" w:line="240" w:before="0" w:after="340"/>
         <w:jc w:val="both"/>
         <w:rPr/>
       </w:pPr>
@@ -1899,7 +1899,7 @@
       <w:pPr>
         <w:pStyle w:val="BodyText"/>
         <w:bidi w:val="0"/>
-        <w:spacing w:lineRule="auto" w:line="360" w:before="0" w:after="120"/>
+        <w:spacing w:lineRule="auto" w:line="240" w:before="0" w:after="340"/>
         <w:jc w:val="both"/>
         <w:rPr/>
       </w:pPr>
@@ -1912,7 +1912,7 @@
       <w:pPr>
         <w:pStyle w:val="BodyText"/>
         <w:bidi w:val="0"/>
-        <w:spacing w:lineRule="auto" w:line="360" w:before="0" w:after="120"/>
+        <w:spacing w:lineRule="auto" w:line="240" w:before="0" w:after="340"/>
         <w:jc w:val="both"/>
         <w:rPr/>
       </w:pPr>
@@ -1925,7 +1925,7 @@
       <w:pPr>
         <w:pStyle w:val="BodyText"/>
         <w:bidi w:val="0"/>
-        <w:spacing w:lineRule="auto" w:line="360" w:before="0" w:after="120"/>
+        <w:spacing w:lineRule="auto" w:line="240" w:before="0" w:after="340"/>
         <w:jc w:val="both"/>
         <w:rPr/>
       </w:pPr>
@@ -1938,7 +1938,7 @@
       <w:pPr>
         <w:pStyle w:val="BodyText"/>
         <w:bidi w:val="0"/>
-        <w:spacing w:lineRule="auto" w:line="360" w:before="0" w:after="120"/>
+        <w:spacing w:lineRule="auto" w:line="240" w:before="0" w:after="340"/>
         <w:jc w:val="both"/>
         <w:rPr/>
       </w:pPr>
@@ -1951,7 +1951,7 @@
       <w:pPr>
         <w:pStyle w:val="BodyText"/>
         <w:bidi w:val="0"/>
-        <w:spacing w:lineRule="auto" w:line="360" w:before="0" w:after="120"/>
+        <w:spacing w:lineRule="auto" w:line="240" w:before="0" w:after="340"/>
         <w:jc w:val="both"/>
         <w:rPr/>
       </w:pPr>
@@ -1964,7 +1964,7 @@
       <w:pPr>
         <w:pStyle w:val="BodyText"/>
         <w:bidi w:val="0"/>
-        <w:spacing w:lineRule="auto" w:line="360" w:before="0" w:after="120"/>
+        <w:spacing w:lineRule="auto" w:line="240" w:before="0" w:after="340"/>
         <w:jc w:val="both"/>
         <w:rPr/>
       </w:pPr>
@@ -1977,7 +1977,7 @@
       <w:pPr>
         <w:pStyle w:val="BodyText"/>
         <w:bidi w:val="0"/>
-        <w:spacing w:lineRule="auto" w:line="360" w:before="0" w:after="120"/>
+        <w:spacing w:lineRule="auto" w:line="240" w:before="0" w:after="340"/>
         <w:jc w:val="both"/>
         <w:rPr/>
       </w:pPr>
@@ -1990,7 +1990,7 @@
       <w:pPr>
         <w:pStyle w:val="BodyText"/>
         <w:bidi w:val="0"/>
-        <w:spacing w:lineRule="auto" w:line="360" w:before="0" w:after="120"/>
+        <w:spacing w:lineRule="auto" w:line="240" w:before="0" w:after="340"/>
         <w:jc w:val="both"/>
         <w:rPr/>
       </w:pPr>
@@ -2003,7 +2003,7 @@
       <w:pPr>
         <w:pStyle w:val="BodyText"/>
         <w:bidi w:val="0"/>
-        <w:spacing w:lineRule="auto" w:line="360" w:before="0" w:after="120"/>
+        <w:spacing w:lineRule="auto" w:line="240" w:before="0" w:after="340"/>
         <w:jc w:val="both"/>
         <w:rPr/>
       </w:pPr>
@@ -2030,7 +2030,7 @@
       <w:pPr>
         <w:pStyle w:val="BodyText"/>
         <w:bidi w:val="0"/>
-        <w:spacing w:lineRule="auto" w:line="360" w:before="0" w:after="120"/>
+        <w:spacing w:lineRule="auto" w:line="240" w:before="0" w:after="340"/>
         <w:jc w:val="both"/>
         <w:rPr/>
       </w:pPr>
@@ -2043,7 +2043,7 @@
       <w:pPr>
         <w:pStyle w:val="BodyText"/>
         <w:bidi w:val="0"/>
-        <w:spacing w:lineRule="auto" w:line="360" w:before="0" w:after="120"/>
+        <w:spacing w:lineRule="auto" w:line="240" w:before="0" w:after="340"/>
         <w:jc w:val="both"/>
         <w:rPr/>
       </w:pPr>
@@ -2070,7 +2070,7 @@
       <w:pPr>
         <w:pStyle w:val="BodyText"/>
         <w:bidi w:val="0"/>
-        <w:spacing w:lineRule="auto" w:line="360" w:before="0" w:after="120"/>
+        <w:spacing w:lineRule="auto" w:line="240" w:before="0" w:after="340"/>
         <w:jc w:val="both"/>
         <w:rPr/>
       </w:pPr>
@@ -2083,7 +2083,7 @@
       <w:pPr>
         <w:pStyle w:val="BodyText"/>
         <w:bidi w:val="0"/>
-        <w:spacing w:lineRule="auto" w:line="360" w:before="0" w:after="120"/>
+        <w:spacing w:lineRule="auto" w:line="240" w:before="0" w:after="340"/>
         <w:jc w:val="both"/>
         <w:rPr/>
       </w:pPr>
@@ -2096,7 +2096,7 @@
       <w:pPr>
         <w:pStyle w:val="BodyText"/>
         <w:bidi w:val="0"/>
-        <w:spacing w:lineRule="auto" w:line="360" w:before="0" w:after="120"/>
+        <w:spacing w:lineRule="auto" w:line="240" w:before="0" w:after="340"/>
         <w:jc w:val="both"/>
         <w:rPr/>
       </w:pPr>
@@ -2109,7 +2109,7 @@
       <w:pPr>
         <w:pStyle w:val="BodyText"/>
         <w:bidi w:val="0"/>
-        <w:spacing w:lineRule="auto" w:line="360" w:before="0" w:after="120"/>
+        <w:spacing w:lineRule="auto" w:line="240" w:before="0" w:after="340"/>
         <w:jc w:val="both"/>
         <w:rPr/>
       </w:pPr>
@@ -2122,7 +2122,7 @@
       <w:pPr>
         <w:pStyle w:val="BodyText"/>
         <w:bidi w:val="0"/>
-        <w:spacing w:lineRule="auto" w:line="360" w:before="0" w:after="120"/>
+        <w:spacing w:lineRule="auto" w:line="240" w:before="0" w:after="340"/>
         <w:jc w:val="both"/>
         <w:rPr/>
       </w:pPr>
@@ -2135,7 +2135,7 @@
       <w:pPr>
         <w:pStyle w:val="BodyText"/>
         <w:bidi w:val="0"/>
-        <w:spacing w:lineRule="auto" w:line="360" w:before="0" w:after="120"/>
+        <w:spacing w:lineRule="auto" w:line="240" w:before="0" w:after="340"/>
         <w:jc w:val="both"/>
         <w:rPr/>
       </w:pPr>
@@ -2148,7 +2148,7 @@
       <w:pPr>
         <w:pStyle w:val="BodyText"/>
         <w:bidi w:val="0"/>
-        <w:spacing w:lineRule="auto" w:line="360" w:before="0" w:after="120"/>
+        <w:spacing w:lineRule="auto" w:line="240" w:before="0" w:after="340"/>
         <w:jc w:val="both"/>
         <w:rPr/>
       </w:pPr>
@@ -2175,7 +2175,7 @@
       <w:pPr>
         <w:pStyle w:val="BodyText"/>
         <w:bidi w:val="0"/>
-        <w:spacing w:lineRule="auto" w:line="360" w:before="0" w:after="120"/>
+        <w:spacing w:lineRule="auto" w:line="240" w:before="0" w:after="340"/>
         <w:jc w:val="both"/>
         <w:rPr/>
       </w:pPr>
@@ -2188,7 +2188,7 @@
       <w:pPr>
         <w:pStyle w:val="BodyText"/>
         <w:bidi w:val="0"/>
-        <w:spacing w:lineRule="auto" w:line="360" w:before="0" w:after="120"/>
+        <w:spacing w:lineRule="auto" w:line="240" w:before="0" w:after="340"/>
         <w:jc w:val="both"/>
         <w:rPr/>
       </w:pPr>
@@ -2201,7 +2201,7 @@
       <w:pPr>
         <w:pStyle w:val="BodyText"/>
         <w:bidi w:val="0"/>
-        <w:spacing w:lineRule="auto" w:line="360" w:before="0" w:after="120"/>
+        <w:spacing w:lineRule="auto" w:line="240" w:before="0" w:after="340"/>
         <w:jc w:val="both"/>
         <w:rPr/>
       </w:pPr>
@@ -2214,7 +2214,7 @@
       <w:pPr>
         <w:pStyle w:val="BodyText"/>
         <w:bidi w:val="0"/>
-        <w:spacing w:lineRule="auto" w:line="360" w:before="0" w:after="120"/>
+        <w:spacing w:lineRule="auto" w:line="240" w:before="0" w:after="340"/>
         <w:jc w:val="both"/>
         <w:rPr/>
       </w:pPr>
@@ -2227,7 +2227,7 @@
       <w:pPr>
         <w:pStyle w:val="BodyText"/>
         <w:bidi w:val="0"/>
-        <w:spacing w:lineRule="auto" w:line="360" w:before="0" w:after="120"/>
+        <w:spacing w:lineRule="auto" w:line="240" w:before="0" w:after="340"/>
         <w:jc w:val="both"/>
         <w:rPr/>
       </w:pPr>
@@ -2240,7 +2240,7 @@
       <w:pPr>
         <w:pStyle w:val="BodyText"/>
         <w:bidi w:val="0"/>
-        <w:spacing w:lineRule="auto" w:line="360" w:before="0" w:after="120"/>
+        <w:spacing w:lineRule="auto" w:line="240" w:before="0" w:after="340"/>
         <w:jc w:val="both"/>
         <w:rPr/>
       </w:pPr>
@@ -2253,7 +2253,7 @@
       <w:pPr>
         <w:pStyle w:val="BodyText"/>
         <w:bidi w:val="0"/>
-        <w:spacing w:lineRule="auto" w:line="360" w:before="0" w:after="120"/>
+        <w:spacing w:lineRule="auto" w:line="240" w:before="0" w:after="340"/>
         <w:jc w:val="both"/>
         <w:rPr/>
       </w:pPr>
@@ -2266,7 +2266,7 @@
       <w:pPr>
         <w:pStyle w:val="BodyText"/>
         <w:bidi w:val="0"/>
-        <w:spacing w:lineRule="auto" w:line="360" w:before="0" w:after="120"/>
+        <w:spacing w:lineRule="auto" w:line="240" w:before="0" w:after="340"/>
         <w:jc w:val="both"/>
         <w:rPr/>
       </w:pPr>
@@ -2279,7 +2279,7 @@
       <w:pPr>
         <w:pStyle w:val="BodyText"/>
         <w:bidi w:val="0"/>
-        <w:spacing w:lineRule="auto" w:line="360" w:before="0" w:after="120"/>
+        <w:spacing w:lineRule="auto" w:line="240" w:before="0" w:after="340"/>
         <w:jc w:val="both"/>
         <w:rPr/>
       </w:pPr>
@@ -2292,7 +2292,7 @@
       <w:pPr>
         <w:pStyle w:val="BodyText"/>
         <w:bidi w:val="0"/>
-        <w:spacing w:lineRule="auto" w:line="360" w:before="0" w:after="120"/>
+        <w:spacing w:lineRule="auto" w:line="240" w:before="0" w:after="340"/>
         <w:jc w:val="both"/>
         <w:rPr/>
       </w:pPr>
@@ -2319,7 +2319,7 @@
       <w:pPr>
         <w:pStyle w:val="BodyText"/>
         <w:bidi w:val="0"/>
-        <w:spacing w:lineRule="auto" w:line="360" w:before="0" w:after="120"/>
+        <w:spacing w:lineRule="auto" w:line="240" w:before="0" w:after="340"/>
         <w:jc w:val="both"/>
         <w:rPr/>
       </w:pPr>
@@ -2332,7 +2332,7 @@
       <w:pPr>
         <w:pStyle w:val="BodyText"/>
         <w:bidi w:val="0"/>
-        <w:spacing w:lineRule="auto" w:line="360" w:before="0" w:after="120"/>
+        <w:spacing w:lineRule="auto" w:line="240" w:before="0" w:after="340"/>
         <w:jc w:val="both"/>
         <w:rPr/>
       </w:pPr>
@@ -2345,7 +2345,7 @@
       <w:pPr>
         <w:pStyle w:val="BodyText"/>
         <w:bidi w:val="0"/>
-        <w:spacing w:lineRule="auto" w:line="360" w:before="0" w:after="120"/>
+        <w:spacing w:lineRule="auto" w:line="240" w:before="0" w:after="340"/>
         <w:jc w:val="both"/>
         <w:rPr/>
       </w:pPr>
@@ -2358,7 +2358,7 @@
       <w:pPr>
         <w:pStyle w:val="BodyText"/>
         <w:bidi w:val="0"/>
-        <w:spacing w:lineRule="auto" w:line="360" w:before="0" w:after="120"/>
+        <w:spacing w:lineRule="auto" w:line="240" w:before="0" w:after="340"/>
         <w:jc w:val="both"/>
         <w:rPr/>
       </w:pPr>
@@ -2385,7 +2385,7 @@
       <w:pPr>
         <w:pStyle w:val="BodyText"/>
         <w:bidi w:val="0"/>
-        <w:spacing w:lineRule="auto" w:line="360" w:before="0" w:after="120"/>
+        <w:spacing w:lineRule="auto" w:line="240" w:before="0" w:after="340"/>
         <w:jc w:val="both"/>
         <w:rPr/>
       </w:pPr>
@@ -2398,7 +2398,7 @@
       <w:pPr>
         <w:pStyle w:val="BodyText"/>
         <w:bidi w:val="0"/>
-        <w:spacing w:lineRule="auto" w:line="360" w:before="0" w:after="120"/>
+        <w:spacing w:lineRule="auto" w:line="240" w:before="0" w:after="340"/>
         <w:jc w:val="both"/>
         <w:rPr/>
       </w:pPr>
@@ -2411,7 +2411,7 @@
       <w:pPr>
         <w:pStyle w:val="BodyText"/>
         <w:bidi w:val="0"/>
-        <w:spacing w:lineRule="auto" w:line="360" w:before="0" w:after="120"/>
+        <w:spacing w:lineRule="auto" w:line="240" w:before="0" w:after="340"/>
         <w:jc w:val="both"/>
         <w:rPr/>
       </w:pPr>
@@ -2424,7 +2424,7 @@
       <w:pPr>
         <w:pStyle w:val="BodyText"/>
         <w:bidi w:val="0"/>
-        <w:spacing w:lineRule="auto" w:line="360" w:before="0" w:after="120"/>
+        <w:spacing w:lineRule="auto" w:line="240" w:before="0" w:after="340"/>
         <w:jc w:val="both"/>
         <w:rPr/>
       </w:pPr>
@@ -2437,7 +2437,7 @@
       <w:pPr>
         <w:pStyle w:val="BodyText"/>
         <w:bidi w:val="0"/>
-        <w:spacing w:lineRule="auto" w:line="360" w:before="0" w:after="120"/>
+        <w:spacing w:lineRule="auto" w:line="240" w:before="0" w:after="340"/>
         <w:jc w:val="both"/>
         <w:rPr/>
       </w:pPr>
@@ -2450,7 +2450,7 @@
       <w:pPr>
         <w:pStyle w:val="BodyText"/>
         <w:bidi w:val="0"/>
-        <w:spacing w:lineRule="auto" w:line="360" w:before="0" w:after="120"/>
+        <w:spacing w:lineRule="auto" w:line="240" w:before="0" w:after="340"/>
         <w:jc w:val="both"/>
         <w:rPr/>
       </w:pPr>
@@ -2463,7 +2463,7 @@
       <w:pPr>
         <w:pStyle w:val="BodyText"/>
         <w:bidi w:val="0"/>
-        <w:spacing w:lineRule="auto" w:line="360" w:before="0" w:after="120"/>
+        <w:spacing w:lineRule="auto" w:line="240" w:before="0" w:after="340"/>
         <w:jc w:val="both"/>
         <w:rPr/>
       </w:pPr>
@@ -2476,7 +2476,7 @@
       <w:pPr>
         <w:pStyle w:val="BodyText"/>
         <w:bidi w:val="0"/>
-        <w:spacing w:lineRule="auto" w:line="360" w:before="0" w:after="120"/>
+        <w:spacing w:lineRule="auto" w:line="240" w:before="0" w:after="340"/>
         <w:jc w:val="both"/>
         <w:rPr/>
       </w:pPr>
@@ -2489,7 +2489,7 @@
       <w:pPr>
         <w:pStyle w:val="BodyText"/>
         <w:bidi w:val="0"/>
-        <w:spacing w:lineRule="auto" w:line="360" w:before="0" w:after="120"/>
+        <w:spacing w:lineRule="auto" w:line="240" w:before="0" w:after="340"/>
         <w:jc w:val="both"/>
         <w:rPr/>
       </w:pPr>
@@ -2502,7 +2502,7 @@
       <w:pPr>
         <w:pStyle w:val="BodyText"/>
         <w:bidi w:val="0"/>
-        <w:spacing w:lineRule="auto" w:line="360" w:before="0" w:after="120"/>
+        <w:spacing w:lineRule="auto" w:line="240" w:before="0" w:after="340"/>
         <w:jc w:val="both"/>
         <w:rPr/>
       </w:pPr>
@@ -2515,7 +2515,7 @@
       <w:pPr>
         <w:pStyle w:val="BodyText"/>
         <w:bidi w:val="0"/>
-        <w:spacing w:lineRule="auto" w:line="360" w:before="0" w:after="120"/>
+        <w:spacing w:lineRule="auto" w:line="240" w:before="0" w:after="340"/>
         <w:jc w:val="both"/>
         <w:rPr/>
       </w:pPr>
@@ -2528,7 +2528,7 @@
       <w:pPr>
         <w:pStyle w:val="BodyText"/>
         <w:bidi w:val="0"/>
-        <w:spacing w:lineRule="auto" w:line="360" w:before="0" w:after="120"/>
+        <w:spacing w:lineRule="auto" w:line="240" w:before="0" w:after="340"/>
         <w:jc w:val="both"/>
         <w:rPr/>
       </w:pPr>
@@ -2555,7 +2555,7 @@
       <w:pPr>
         <w:pStyle w:val="BodyText"/>
         <w:bidi w:val="0"/>
-        <w:spacing w:lineRule="auto" w:line="360" w:before="0" w:after="120"/>
+        <w:spacing w:lineRule="auto" w:line="240" w:before="0" w:after="340"/>
         <w:jc w:val="both"/>
         <w:rPr/>
       </w:pPr>
@@ -2568,7 +2568,7 @@
       <w:pPr>
         <w:pStyle w:val="BodyText"/>
         <w:bidi w:val="0"/>
-        <w:spacing w:lineRule="auto" w:line="360" w:before="0" w:after="120"/>
+        <w:spacing w:lineRule="auto" w:line="240" w:before="0" w:after="340"/>
         <w:jc w:val="both"/>
         <w:rPr/>
       </w:pPr>
@@ -2581,7 +2581,7 @@
       <w:pPr>
         <w:pStyle w:val="BodyText"/>
         <w:bidi w:val="0"/>
-        <w:spacing w:lineRule="auto" w:line="360" w:before="0" w:after="120"/>
+        <w:spacing w:lineRule="auto" w:line="240" w:before="0" w:after="340"/>
         <w:jc w:val="both"/>
         <w:rPr/>
       </w:pPr>
@@ -2594,7 +2594,7 @@
       <w:pPr>
         <w:pStyle w:val="BodyText"/>
         <w:bidi w:val="0"/>
-        <w:spacing w:lineRule="auto" w:line="360" w:before="0" w:after="120"/>
+        <w:spacing w:lineRule="auto" w:line="240" w:before="0" w:after="340"/>
         <w:jc w:val="both"/>
         <w:rPr/>
       </w:pPr>
@@ -2607,7 +2607,7 @@
       <w:pPr>
         <w:pStyle w:val="BodyText"/>
         <w:bidi w:val="0"/>
-        <w:spacing w:lineRule="auto" w:line="360" w:before="0" w:after="120"/>
+        <w:spacing w:lineRule="auto" w:line="240" w:before="0" w:after="340"/>
         <w:jc w:val="both"/>
         <w:rPr/>
       </w:pPr>
@@ -2620,7 +2620,7 @@
       <w:pPr>
         <w:pStyle w:val="BodyText"/>
         <w:bidi w:val="0"/>
-        <w:spacing w:lineRule="auto" w:line="360" w:before="0" w:after="120"/>
+        <w:spacing w:lineRule="auto" w:line="240" w:before="0" w:after="340"/>
         <w:jc w:val="both"/>
         <w:rPr/>
       </w:pPr>
@@ -2633,7 +2633,7 @@
       <w:pPr>
         <w:pStyle w:val="BodyText"/>
         <w:bidi w:val="0"/>
-        <w:spacing w:lineRule="auto" w:line="360" w:before="0" w:after="120"/>
+        <w:spacing w:lineRule="auto" w:line="240" w:before="0" w:after="340"/>
         <w:jc w:val="both"/>
         <w:rPr/>
       </w:pPr>
@@ -2646,7 +2646,7 @@
       <w:pPr>
         <w:pStyle w:val="BodyText"/>
         <w:bidi w:val="0"/>
-        <w:spacing w:lineRule="auto" w:line="360" w:before="0" w:after="120"/>
+        <w:spacing w:lineRule="auto" w:line="240" w:before="0" w:after="340"/>
         <w:jc w:val="both"/>
         <w:rPr/>
       </w:pPr>
@@ -2659,7 +2659,7 @@
       <w:pPr>
         <w:pStyle w:val="BodyText"/>
         <w:bidi w:val="0"/>
-        <w:spacing w:lineRule="auto" w:line="360" w:before="0" w:after="120"/>
+        <w:spacing w:lineRule="auto" w:line="240" w:before="0" w:after="340"/>
         <w:jc w:val="both"/>
         <w:rPr/>
       </w:pPr>
@@ -2672,7 +2672,7 @@
       <w:pPr>
         <w:pStyle w:val="BodyText"/>
         <w:bidi w:val="0"/>
-        <w:spacing w:lineRule="auto" w:line="360" w:before="0" w:after="120"/>
+        <w:spacing w:lineRule="auto" w:line="240" w:before="0" w:after="340"/>
         <w:jc w:val="both"/>
         <w:rPr/>
       </w:pPr>
@@ -2685,7 +2685,7 @@
       <w:pPr>
         <w:pStyle w:val="BodyText"/>
         <w:bidi w:val="0"/>
-        <w:spacing w:lineRule="auto" w:line="360" w:before="0" w:after="120"/>
+        <w:spacing w:lineRule="auto" w:line="240" w:before="0" w:after="340"/>
         <w:jc w:val="both"/>
         <w:rPr/>
       </w:pPr>
@@ -2712,7 +2712,7 @@
       <w:pPr>
         <w:pStyle w:val="BodyText"/>
         <w:bidi w:val="0"/>
-        <w:spacing w:lineRule="auto" w:line="360" w:before="0" w:after="120"/>
+        <w:spacing w:lineRule="auto" w:line="240" w:before="0" w:after="340"/>
         <w:jc w:val="both"/>
         <w:rPr/>
       </w:pPr>
@@ -2725,7 +2725,7 @@
       <w:pPr>
         <w:pStyle w:val="BodyText"/>
         <w:bidi w:val="0"/>
-        <w:spacing w:lineRule="auto" w:line="360" w:before="0" w:after="120"/>
+        <w:spacing w:lineRule="auto" w:line="240" w:before="0" w:after="340"/>
         <w:jc w:val="both"/>
         <w:rPr/>
       </w:pPr>
@@ -2738,7 +2738,7 @@
       <w:pPr>
         <w:pStyle w:val="BodyText"/>
         <w:bidi w:val="0"/>
-        <w:spacing w:lineRule="auto" w:line="360" w:before="0" w:after="120"/>
+        <w:spacing w:lineRule="auto" w:line="240" w:before="0" w:after="340"/>
         <w:jc w:val="both"/>
         <w:rPr/>
       </w:pPr>
@@ -2751,7 +2751,7 @@
       <w:pPr>
         <w:pStyle w:val="BodyText"/>
         <w:bidi w:val="0"/>
-        <w:spacing w:lineRule="auto" w:line="360" w:before="0" w:after="120"/>
+        <w:spacing w:lineRule="auto" w:line="240" w:before="0" w:after="340"/>
         <w:jc w:val="both"/>
         <w:rPr/>
       </w:pPr>
@@ -2764,7 +2764,7 @@
       <w:pPr>
         <w:pStyle w:val="BodyText"/>
         <w:bidi w:val="0"/>
-        <w:spacing w:lineRule="auto" w:line="360" w:before="0" w:after="120"/>
+        <w:spacing w:lineRule="auto" w:line="240" w:before="0" w:after="340"/>
         <w:jc w:val="both"/>
         <w:rPr/>
       </w:pPr>
@@ -2777,7 +2777,7 @@
       <w:pPr>
         <w:pStyle w:val="BodyText"/>
         <w:bidi w:val="0"/>
-        <w:spacing w:lineRule="auto" w:line="360" w:before="0" w:after="120"/>
+        <w:spacing w:lineRule="auto" w:line="240" w:before="0" w:after="340"/>
         <w:jc w:val="both"/>
         <w:rPr/>
       </w:pPr>
@@ -2790,7 +2790,7 @@
       <w:pPr>
         <w:pStyle w:val="BodyText"/>
         <w:bidi w:val="0"/>
-        <w:spacing w:lineRule="auto" w:line="360" w:before="0" w:after="120"/>
+        <w:spacing w:lineRule="auto" w:line="240" w:before="0" w:after="340"/>
         <w:jc w:val="both"/>
         <w:rPr/>
       </w:pPr>
@@ -2803,7 +2803,7 @@
       <w:pPr>
         <w:pStyle w:val="BodyText"/>
         <w:bidi w:val="0"/>
-        <w:spacing w:lineRule="auto" w:line="360" w:before="0" w:after="120"/>
+        <w:spacing w:lineRule="auto" w:line="240" w:before="0" w:after="340"/>
         <w:jc w:val="both"/>
         <w:rPr/>
       </w:pPr>
@@ -2816,7 +2816,7 @@
       <w:pPr>
         <w:pStyle w:val="BodyText"/>
         <w:bidi w:val="0"/>
-        <w:spacing w:lineRule="auto" w:line="360" w:before="0" w:after="120"/>
+        <w:spacing w:lineRule="auto" w:line="240" w:before="0" w:after="340"/>
         <w:jc w:val="both"/>
         <w:rPr/>
       </w:pPr>
@@ -2843,7 +2843,7 @@
       <w:pPr>
         <w:pStyle w:val="BodyText"/>
         <w:bidi w:val="0"/>
-        <w:spacing w:lineRule="auto" w:line="360" w:before="0" w:after="120"/>
+        <w:spacing w:lineRule="auto" w:line="240" w:before="0" w:after="340"/>
         <w:jc w:val="both"/>
         <w:rPr/>
       </w:pPr>
@@ -2856,7 +2856,7 @@
       <w:pPr>
         <w:pStyle w:val="BodyText"/>
         <w:bidi w:val="0"/>
-        <w:spacing w:lineRule="auto" w:line="360" w:before="0" w:after="120"/>
+        <w:spacing w:lineRule="auto" w:line="240" w:before="0" w:after="340"/>
         <w:jc w:val="both"/>
         <w:rPr/>
       </w:pPr>
@@ -2869,7 +2869,7 @@
       <w:pPr>
         <w:pStyle w:val="BodyText"/>
         <w:bidi w:val="0"/>
-        <w:spacing w:lineRule="auto" w:line="360" w:before="0" w:after="120"/>
+        <w:spacing w:lineRule="auto" w:line="240" w:before="0" w:after="340"/>
         <w:jc w:val="both"/>
         <w:rPr/>
       </w:pPr>
@@ -2882,7 +2882,7 @@
       <w:pPr>
         <w:pStyle w:val="BodyText"/>
         <w:bidi w:val="0"/>
-        <w:spacing w:lineRule="auto" w:line="360" w:before="0" w:after="120"/>
+        <w:spacing w:lineRule="auto" w:line="240" w:before="0" w:after="340"/>
         <w:jc w:val="both"/>
         <w:rPr/>
       </w:pPr>
@@ -2895,7 +2895,7 @@
       <w:pPr>
         <w:pStyle w:val="BodyText"/>
         <w:bidi w:val="0"/>
-        <w:spacing w:lineRule="auto" w:line="360" w:before="0" w:after="120"/>
+        <w:spacing w:lineRule="auto" w:line="240" w:before="0" w:after="340"/>
         <w:jc w:val="both"/>
         <w:rPr/>
       </w:pPr>
@@ -2908,7 +2908,7 @@
       <w:pPr>
         <w:pStyle w:val="BodyText"/>
         <w:bidi w:val="0"/>
-        <w:spacing w:lineRule="auto" w:line="360" w:before="0" w:after="120"/>
+        <w:spacing w:lineRule="auto" w:line="240" w:before="0" w:after="340"/>
         <w:jc w:val="both"/>
         <w:rPr/>
       </w:pPr>
@@ -2921,7 +2921,7 @@
       <w:pPr>
         <w:pStyle w:val="BodyText"/>
         <w:bidi w:val="0"/>
-        <w:spacing w:lineRule="auto" w:line="360" w:before="0" w:after="120"/>
+        <w:spacing w:lineRule="auto" w:line="240" w:before="0" w:after="340"/>
         <w:jc w:val="both"/>
         <w:rPr/>
       </w:pPr>
@@ -2934,7 +2934,7 @@
       <w:pPr>
         <w:pStyle w:val="BodyText"/>
         <w:bidi w:val="0"/>
-        <w:spacing w:lineRule="auto" w:line="360" w:before="0" w:after="120"/>
+        <w:spacing w:lineRule="auto" w:line="240" w:before="0" w:after="340"/>
         <w:jc w:val="both"/>
         <w:rPr/>
       </w:pPr>
@@ -2947,7 +2947,7 @@
       <w:pPr>
         <w:pStyle w:val="BodyText"/>
         <w:bidi w:val="0"/>
-        <w:spacing w:lineRule="auto" w:line="360" w:before="0" w:after="120"/>
+        <w:spacing w:lineRule="auto" w:line="240" w:before="0" w:after="340"/>
         <w:jc w:val="both"/>
         <w:rPr/>
       </w:pPr>
@@ -2960,7 +2960,7 @@
       <w:pPr>
         <w:pStyle w:val="BodyText"/>
         <w:bidi w:val="0"/>
-        <w:spacing w:lineRule="auto" w:line="360" w:before="0" w:after="120"/>
+        <w:spacing w:lineRule="auto" w:line="240" w:before="0" w:after="340"/>
         <w:jc w:val="both"/>
         <w:rPr/>
       </w:pPr>
@@ -2987,7 +2987,7 @@
       <w:pPr>
         <w:pStyle w:val="BodyText"/>
         <w:bidi w:val="0"/>
-        <w:spacing w:lineRule="auto" w:line="360" w:before="0" w:after="120"/>
+        <w:spacing w:lineRule="auto" w:line="240" w:before="0" w:after="340"/>
         <w:jc w:val="both"/>
         <w:rPr/>
       </w:pPr>
@@ -3000,7 +3000,7 @@
       <w:pPr>
         <w:pStyle w:val="BodyText"/>
         <w:bidi w:val="0"/>
-        <w:spacing w:lineRule="auto" w:line="360" w:before="0" w:after="120"/>
+        <w:spacing w:lineRule="auto" w:line="240" w:before="0" w:after="340"/>
         <w:jc w:val="both"/>
         <w:rPr/>
       </w:pPr>
@@ -3013,7 +3013,7 @@
       <w:pPr>
         <w:pStyle w:val="BodyText"/>
         <w:bidi w:val="0"/>
-        <w:spacing w:lineRule="auto" w:line="360" w:before="0" w:after="120"/>
+        <w:spacing w:lineRule="auto" w:line="240" w:before="0" w:after="340"/>
         <w:jc w:val="both"/>
         <w:rPr/>
       </w:pPr>
@@ -3026,7 +3026,7 @@
       <w:pPr>
         <w:pStyle w:val="BodyText"/>
         <w:bidi w:val="0"/>
-        <w:spacing w:lineRule="auto" w:line="360" w:before="0" w:after="120"/>
+        <w:spacing w:lineRule="auto" w:line="240" w:before="0" w:after="340"/>
         <w:jc w:val="both"/>
         <w:rPr/>
       </w:pPr>
@@ -3053,7 +3053,7 @@
       <w:pPr>
         <w:pStyle w:val="BodyText"/>
         <w:bidi w:val="0"/>
-        <w:spacing w:lineRule="auto" w:line="360" w:before="0" w:after="120"/>
+        <w:spacing w:lineRule="auto" w:line="240" w:before="0" w:after="340"/>
         <w:jc w:val="both"/>
         <w:rPr/>
       </w:pPr>
@@ -3066,7 +3066,7 @@
       <w:pPr>
         <w:pStyle w:val="BodyText"/>
         <w:bidi w:val="0"/>
-        <w:spacing w:lineRule="auto" w:line="360" w:before="0" w:after="120"/>
+        <w:spacing w:lineRule="auto" w:line="240" w:before="0" w:after="340"/>
         <w:jc w:val="both"/>
         <w:rPr/>
       </w:pPr>
@@ -3079,7 +3079,7 @@
       <w:pPr>
         <w:pStyle w:val="BodyText"/>
         <w:bidi w:val="0"/>
-        <w:spacing w:lineRule="auto" w:line="360" w:before="0" w:after="120"/>
+        <w:spacing w:lineRule="auto" w:line="240" w:before="0" w:after="340"/>
         <w:jc w:val="both"/>
         <w:rPr/>
       </w:pPr>
@@ -3092,7 +3092,7 @@
       <w:pPr>
         <w:pStyle w:val="BodyText"/>
         <w:bidi w:val="0"/>
-        <w:spacing w:lineRule="auto" w:line="360" w:before="0" w:after="120"/>
+        <w:spacing w:lineRule="auto" w:line="240" w:before="0" w:after="340"/>
         <w:jc w:val="both"/>
         <w:rPr/>
       </w:pPr>
@@ -3105,7 +3105,7 @@
       <w:pPr>
         <w:pStyle w:val="BodyText"/>
         <w:bidi w:val="0"/>
-        <w:spacing w:lineRule="auto" w:line="360" w:before="0" w:after="120"/>
+        <w:spacing w:lineRule="auto" w:line="240" w:before="0" w:after="340"/>
         <w:jc w:val="both"/>
         <w:rPr/>
       </w:pPr>
@@ -3118,7 +3118,7 @@
       <w:pPr>
         <w:pStyle w:val="BodyText"/>
         <w:bidi w:val="0"/>
-        <w:spacing w:lineRule="auto" w:line="360" w:before="0" w:after="120"/>
+        <w:spacing w:lineRule="auto" w:line="240" w:before="0" w:after="340"/>
         <w:jc w:val="both"/>
         <w:rPr/>
       </w:pPr>
@@ -3131,7 +3131,7 @@
       <w:pPr>
         <w:pStyle w:val="BodyText"/>
         <w:bidi w:val="0"/>
-        <w:spacing w:lineRule="auto" w:line="360" w:before="0" w:after="120"/>
+        <w:spacing w:lineRule="auto" w:line="240" w:before="0" w:after="340"/>
         <w:jc w:val="both"/>
         <w:rPr/>
       </w:pPr>
@@ -3144,7 +3144,7 @@
       <w:pPr>
         <w:pStyle w:val="BodyText"/>
         <w:bidi w:val="0"/>
-        <w:spacing w:lineRule="auto" w:line="360" w:before="0" w:after="120"/>
+        <w:spacing w:lineRule="auto" w:line="240" w:before="0" w:after="340"/>
         <w:jc w:val="both"/>
         <w:rPr/>
       </w:pPr>
@@ -3157,7 +3157,7 @@
       <w:pPr>
         <w:pStyle w:val="BodyText"/>
         <w:bidi w:val="0"/>
-        <w:spacing w:lineRule="auto" w:line="360" w:before="0" w:after="120"/>
+        <w:spacing w:lineRule="auto" w:line="240" w:before="0" w:after="340"/>
         <w:jc w:val="both"/>
         <w:rPr/>
       </w:pPr>
@@ -3170,7 +3170,7 @@
       <w:pPr>
         <w:pStyle w:val="BodyText"/>
         <w:bidi w:val="0"/>
-        <w:spacing w:lineRule="auto" w:line="360" w:before="0" w:after="120"/>
+        <w:spacing w:lineRule="auto" w:line="240" w:before="0" w:after="340"/>
         <w:jc w:val="both"/>
         <w:rPr/>
       </w:pPr>
@@ -3183,7 +3183,7 @@
       <w:pPr>
         <w:pStyle w:val="BodyText"/>
         <w:bidi w:val="0"/>
-        <w:spacing w:lineRule="auto" w:line="360" w:before="0" w:after="120"/>
+        <w:spacing w:lineRule="auto" w:line="240" w:before="0" w:after="340"/>
         <w:jc w:val="both"/>
         <w:rPr/>
       </w:pPr>
@@ -3210,7 +3210,7 @@
       <w:pPr>
         <w:pStyle w:val="BodyText"/>
         <w:bidi w:val="0"/>
-        <w:spacing w:lineRule="auto" w:line="360" w:before="0" w:after="120"/>
+        <w:spacing w:lineRule="auto" w:line="240" w:before="0" w:after="340"/>
         <w:jc w:val="both"/>
         <w:rPr/>
       </w:pPr>
@@ -3223,7 +3223,7 @@
       <w:pPr>
         <w:pStyle w:val="BodyText"/>
         <w:bidi w:val="0"/>
-        <w:spacing w:lineRule="auto" w:line="360" w:before="0" w:after="120"/>
+        <w:spacing w:lineRule="auto" w:line="240" w:before="0" w:after="340"/>
         <w:jc w:val="both"/>
         <w:rPr/>
       </w:pPr>
@@ -3236,7 +3236,7 @@
       <w:pPr>
         <w:pStyle w:val="BodyText"/>
         <w:bidi w:val="0"/>
-        <w:spacing w:lineRule="auto" w:line="360" w:before="0" w:after="120"/>
+        <w:spacing w:lineRule="auto" w:line="240" w:before="0" w:after="340"/>
         <w:jc w:val="both"/>
         <w:rPr/>
       </w:pPr>
@@ -3249,7 +3249,7 @@
       <w:pPr>
         <w:pStyle w:val="BodyText"/>
         <w:bidi w:val="0"/>
-        <w:spacing w:lineRule="auto" w:line="360" w:before="0" w:after="120"/>
+        <w:spacing w:lineRule="auto" w:line="240" w:before="0" w:after="340"/>
         <w:jc w:val="both"/>
         <w:rPr/>
       </w:pPr>
@@ -3262,7 +3262,7 @@
       <w:pPr>
         <w:pStyle w:val="BodyText"/>
         <w:bidi w:val="0"/>
-        <w:spacing w:lineRule="auto" w:line="360" w:before="0" w:after="120"/>
+        <w:spacing w:lineRule="auto" w:line="240" w:before="0" w:after="340"/>
         <w:jc w:val="both"/>
         <w:rPr/>
       </w:pPr>
@@ -3275,7 +3275,7 @@
       <w:pPr>
         <w:pStyle w:val="BodyText"/>
         <w:bidi w:val="0"/>
-        <w:spacing w:lineRule="auto" w:line="360" w:before="0" w:after="120"/>
+        <w:spacing w:lineRule="auto" w:line="240" w:before="0" w:after="340"/>
         <w:jc w:val="both"/>
         <w:rPr/>
       </w:pPr>
@@ -3288,7 +3288,7 @@
       <w:pPr>
         <w:pStyle w:val="BodyText"/>
         <w:bidi w:val="0"/>
-        <w:spacing w:lineRule="auto" w:line="360" w:before="0" w:after="120"/>
+        <w:spacing w:lineRule="auto" w:line="240" w:before="0" w:after="340"/>
         <w:jc w:val="both"/>
         <w:rPr/>
       </w:pPr>
@@ -3301,7 +3301,7 @@
       <w:pPr>
         <w:pStyle w:val="BodyText"/>
         <w:bidi w:val="0"/>
-        <w:spacing w:lineRule="auto" w:line="360" w:before="0" w:after="120"/>
+        <w:spacing w:lineRule="auto" w:line="240" w:before="0" w:after="340"/>
         <w:jc w:val="both"/>
         <w:rPr/>
       </w:pPr>
@@ -3314,7 +3314,7 @@
       <w:pPr>
         <w:pStyle w:val="BodyText"/>
         <w:bidi w:val="0"/>
-        <w:spacing w:lineRule="auto" w:line="360" w:before="0" w:after="120"/>
+        <w:spacing w:lineRule="auto" w:line="240" w:before="0" w:after="340"/>
         <w:jc w:val="both"/>
         <w:rPr/>
       </w:pPr>
@@ -3341,7 +3341,7 @@
       <w:pPr>
         <w:pStyle w:val="BodyText"/>
         <w:bidi w:val="0"/>
-        <w:spacing w:lineRule="auto" w:line="360" w:before="0" w:after="120"/>
+        <w:spacing w:lineRule="auto" w:line="240" w:before="0" w:after="340"/>
         <w:jc w:val="both"/>
         <w:rPr/>
       </w:pPr>
@@ -3354,7 +3354,7 @@
       <w:pPr>
         <w:pStyle w:val="BodyText"/>
         <w:bidi w:val="0"/>
-        <w:spacing w:lineRule="auto" w:line="360" w:before="0" w:after="120"/>
+        <w:spacing w:lineRule="auto" w:line="240" w:before="0" w:after="340"/>
         <w:jc w:val="both"/>
         <w:rPr/>
       </w:pPr>
@@ -3367,7 +3367,7 @@
       <w:pPr>
         <w:pStyle w:val="BodyText"/>
         <w:bidi w:val="0"/>
-        <w:spacing w:lineRule="auto" w:line="360" w:before="0" w:after="120"/>
+        <w:spacing w:lineRule="auto" w:line="240" w:before="0" w:after="340"/>
         <w:jc w:val="both"/>
         <w:rPr/>
       </w:pPr>
@@ -3380,7 +3380,7 @@
       <w:pPr>
         <w:pStyle w:val="BodyText"/>
         <w:bidi w:val="0"/>
-        <w:spacing w:lineRule="auto" w:line="360" w:before="0" w:after="120"/>
+        <w:spacing w:lineRule="auto" w:line="240" w:before="0" w:after="340"/>
         <w:jc w:val="both"/>
         <w:rPr/>
       </w:pPr>
@@ -3393,7 +3393,7 @@
       <w:pPr>
         <w:pStyle w:val="BodyText"/>
         <w:bidi w:val="0"/>
-        <w:spacing w:lineRule="auto" w:line="360" w:before="0" w:after="120"/>
+        <w:spacing w:lineRule="auto" w:line="240" w:before="0" w:after="340"/>
         <w:jc w:val="both"/>
         <w:rPr/>
       </w:pPr>
@@ -3406,7 +3406,7 @@
       <w:pPr>
         <w:pStyle w:val="BodyText"/>
         <w:bidi w:val="0"/>
-        <w:spacing w:lineRule="auto" w:line="360" w:before="0" w:after="120"/>
+        <w:spacing w:lineRule="auto" w:line="240" w:before="0" w:after="340"/>
         <w:jc w:val="both"/>
         <w:rPr/>
       </w:pPr>
@@ -3419,7 +3419,7 @@
       <w:pPr>
         <w:pStyle w:val="BodyText"/>
         <w:bidi w:val="0"/>
-        <w:spacing w:lineRule="auto" w:line="360" w:before="0" w:after="120"/>
+        <w:spacing w:lineRule="auto" w:line="240" w:before="0" w:after="340"/>
         <w:jc w:val="both"/>
         <w:rPr/>
       </w:pPr>
@@ -3432,7 +3432,7 @@
       <w:pPr>
         <w:pStyle w:val="BodyText"/>
         <w:bidi w:val="0"/>
-        <w:spacing w:lineRule="auto" w:line="360" w:before="0" w:after="120"/>
+        <w:spacing w:lineRule="auto" w:line="240" w:before="0" w:after="340"/>
         <w:jc w:val="both"/>
         <w:rPr/>
       </w:pPr>
@@ -3459,7 +3459,7 @@
       <w:pPr>
         <w:pStyle w:val="BodyText"/>
         <w:bidi w:val="0"/>
-        <w:spacing w:lineRule="auto" w:line="360" w:before="0" w:after="120"/>
+        <w:spacing w:lineRule="auto" w:line="240" w:before="0" w:after="340"/>
         <w:jc w:val="both"/>
         <w:rPr/>
       </w:pPr>
@@ -3472,7 +3472,7 @@
       <w:pPr>
         <w:pStyle w:val="BodyText"/>
         <w:bidi w:val="0"/>
-        <w:spacing w:lineRule="auto" w:line="360" w:before="0" w:after="120"/>
+        <w:spacing w:lineRule="auto" w:line="240" w:before="0" w:after="340"/>
         <w:jc w:val="both"/>
         <w:rPr/>
       </w:pPr>
@@ -3485,7 +3485,7 @@
       <w:pPr>
         <w:pStyle w:val="BodyText"/>
         <w:bidi w:val="0"/>
-        <w:spacing w:lineRule="auto" w:line="360" w:before="0" w:after="120"/>
+        <w:spacing w:lineRule="auto" w:line="240" w:before="0" w:after="340"/>
         <w:jc w:val="both"/>
         <w:rPr/>
       </w:pPr>
@@ -3498,7 +3498,7 @@
       <w:pPr>
         <w:pStyle w:val="BodyText"/>
         <w:bidi w:val="0"/>
-        <w:spacing w:lineRule="auto" w:line="360" w:before="0" w:after="120"/>
+        <w:spacing w:lineRule="auto" w:line="240" w:before="0" w:after="340"/>
         <w:jc w:val="both"/>
         <w:rPr/>
       </w:pPr>
@@ -3511,7 +3511,7 @@
       <w:pPr>
         <w:pStyle w:val="BodyText"/>
         <w:bidi w:val="0"/>
-        <w:spacing w:lineRule="auto" w:line="360" w:before="0" w:after="120"/>
+        <w:spacing w:lineRule="auto" w:line="240" w:before="0" w:after="340"/>
         <w:jc w:val="both"/>
         <w:rPr/>
       </w:pPr>
@@ -3524,7 +3524,7 @@
       <w:pPr>
         <w:pStyle w:val="BodyText"/>
         <w:bidi w:val="0"/>
-        <w:spacing w:lineRule="auto" w:line="360" w:before="0" w:after="120"/>
+        <w:spacing w:lineRule="auto" w:line="240" w:before="0" w:after="340"/>
         <w:jc w:val="both"/>
         <w:rPr/>
       </w:pPr>
@@ -3537,7 +3537,7 @@
       <w:pPr>
         <w:pStyle w:val="BodyText"/>
         <w:bidi w:val="0"/>
-        <w:spacing w:lineRule="auto" w:line="360" w:before="0" w:after="120"/>
+        <w:spacing w:lineRule="auto" w:line="240" w:before="0" w:after="340"/>
         <w:jc w:val="both"/>
         <w:rPr/>
       </w:pPr>
@@ -3550,7 +3550,7 @@
       <w:pPr>
         <w:pStyle w:val="BodyText"/>
         <w:bidi w:val="0"/>
-        <w:spacing w:lineRule="auto" w:line="360" w:before="0" w:after="120"/>
+        <w:spacing w:lineRule="auto" w:line="240" w:before="0" w:after="340"/>
         <w:jc w:val="both"/>
         <w:rPr/>
       </w:pPr>
@@ -3563,7 +3563,7 @@
       <w:pPr>
         <w:pStyle w:val="BodyText"/>
         <w:bidi w:val="0"/>
-        <w:spacing w:lineRule="auto" w:line="360" w:before="0" w:after="120"/>
+        <w:spacing w:lineRule="auto" w:line="240" w:before="0" w:after="340"/>
         <w:jc w:val="both"/>
         <w:rPr/>
       </w:pPr>
@@ -3576,7 +3576,7 @@
       <w:pPr>
         <w:pStyle w:val="BodyText"/>
         <w:bidi w:val="0"/>
-        <w:spacing w:lineRule="auto" w:line="360" w:before="0" w:after="120"/>
+        <w:spacing w:lineRule="auto" w:line="240" w:before="0" w:after="340"/>
         <w:jc w:val="both"/>
         <w:rPr/>
       </w:pPr>
@@ -3603,7 +3603,7 @@
       <w:pPr>
         <w:pStyle w:val="BodyText"/>
         <w:bidi w:val="0"/>
-        <w:spacing w:lineRule="auto" w:line="360" w:before="0" w:after="120"/>
+        <w:spacing w:lineRule="auto" w:line="240" w:before="0" w:after="340"/>
         <w:jc w:val="both"/>
         <w:rPr/>
       </w:pPr>
@@ -3616,7 +3616,7 @@
       <w:pPr>
         <w:pStyle w:val="BodyText"/>
         <w:bidi w:val="0"/>
-        <w:spacing w:lineRule="auto" w:line="360" w:before="0" w:after="120"/>
+        <w:spacing w:lineRule="auto" w:line="240" w:before="0" w:after="340"/>
         <w:jc w:val="both"/>
         <w:rPr/>
       </w:pPr>
@@ -3629,7 +3629,7 @@
       <w:pPr>
         <w:pStyle w:val="BodyText"/>
         <w:bidi w:val="0"/>
-        <w:spacing w:lineRule="auto" w:line="360" w:before="0" w:after="120"/>
+        <w:spacing w:lineRule="auto" w:line="240" w:before="0" w:after="340"/>
         <w:jc w:val="both"/>
         <w:rPr/>
       </w:pPr>
@@ -3642,7 +3642,7 @@
       <w:pPr>
         <w:pStyle w:val="BodyText"/>
         <w:bidi w:val="0"/>
-        <w:spacing w:lineRule="auto" w:line="360" w:before="0" w:after="120"/>
+        <w:spacing w:lineRule="auto" w:line="240" w:before="0" w:after="340"/>
         <w:jc w:val="both"/>
         <w:rPr/>
       </w:pPr>
@@ -3655,7 +3655,7 @@
       <w:pPr>
         <w:pStyle w:val="BodyText"/>
         <w:bidi w:val="0"/>
-        <w:spacing w:lineRule="auto" w:line="360" w:before="0" w:after="120"/>
+        <w:spacing w:lineRule="auto" w:line="240" w:before="0" w:after="340"/>
         <w:jc w:val="both"/>
         <w:rPr/>
       </w:pPr>
@@ -3668,7 +3668,7 @@
       <w:pPr>
         <w:pStyle w:val="BodyText"/>
         <w:bidi w:val="0"/>
-        <w:spacing w:lineRule="auto" w:line="360" w:before="0" w:after="120"/>
+        <w:spacing w:lineRule="auto" w:line="240" w:before="0" w:after="340"/>
         <w:jc w:val="both"/>
         <w:rPr/>
       </w:pPr>
@@ -3681,7 +3681,7 @@
       <w:pPr>
         <w:pStyle w:val="BodyText"/>
         <w:bidi w:val="0"/>
-        <w:spacing w:lineRule="auto" w:line="360" w:before="0" w:after="120"/>
+        <w:spacing w:lineRule="auto" w:line="240" w:before="0" w:after="340"/>
         <w:jc w:val="both"/>
         <w:rPr/>
       </w:pPr>
@@ -3694,7 +3694,7 @@
       <w:pPr>
         <w:pStyle w:val="BodyText"/>
         <w:bidi w:val="0"/>
-        <w:spacing w:lineRule="auto" w:line="360" w:before="0" w:after="120"/>
+        <w:spacing w:lineRule="auto" w:line="240" w:before="0" w:after="340"/>
         <w:jc w:val="both"/>
         <w:rPr/>
       </w:pPr>
@@ -3707,7 +3707,7 @@
       <w:pPr>
         <w:pStyle w:val="BodyText"/>
         <w:bidi w:val="0"/>
-        <w:spacing w:lineRule="auto" w:line="360" w:before="0" w:after="120"/>
+        <w:spacing w:lineRule="auto" w:line="240" w:before="0" w:after="340"/>
         <w:jc w:val="both"/>
         <w:rPr/>
       </w:pPr>
@@ -3720,7 +3720,7 @@
       <w:pPr>
         <w:pStyle w:val="BodyText"/>
         <w:bidi w:val="0"/>
-        <w:spacing w:lineRule="auto" w:line="360" w:before="0" w:after="120"/>
+        <w:spacing w:lineRule="auto" w:line="240" w:before="0" w:after="340"/>
         <w:jc w:val="both"/>
         <w:rPr/>
       </w:pPr>
@@ -3733,7 +3733,7 @@
       <w:pPr>
         <w:pStyle w:val="BodyText"/>
         <w:bidi w:val="0"/>
-        <w:spacing w:lineRule="auto" w:line="360" w:before="0" w:after="120"/>
+        <w:spacing w:lineRule="auto" w:line="240" w:before="0" w:after="340"/>
         <w:jc w:val="both"/>
         <w:rPr/>
       </w:pPr>
@@ -3769,16 +3769,16 @@
         </w:tblCellMar>
       </w:tblPr>
       <w:tblGrid>
-        <w:gridCol w:w="2267"/>
-        <w:gridCol w:w="2268"/>
-        <w:gridCol w:w="2268"/>
-        <w:gridCol w:w="2269"/>
+        <w:gridCol w:w="2351"/>
+        <w:gridCol w:w="2351"/>
+        <w:gridCol w:w="2352"/>
+        <w:gridCol w:w="2352"/>
       </w:tblGrid>
       <w:tr>
         <w:trPr/>
         <w:tc>
           <w:tcPr>
-            <w:tcW w:w="2267" w:type="dxa"/>
+            <w:tcW w:w="2351" w:type="dxa"/>
             <w:tcBorders/>
           </w:tcPr>
           <w:p>
@@ -3795,7 +3795,7 @@
         </w:tc>
         <w:tc>
           <w:tcPr>
-            <w:tcW w:w="2268" w:type="dxa"/>
+            <w:tcW w:w="2351" w:type="dxa"/>
             <w:tcBorders/>
           </w:tcPr>
           <w:p>
@@ -3812,7 +3812,7 @@
         </w:tc>
         <w:tc>
           <w:tcPr>
-            <w:tcW w:w="2268" w:type="dxa"/>
+            <w:tcW w:w="2352" w:type="dxa"/>
             <w:tcBorders/>
           </w:tcPr>
           <w:p>
@@ -3829,7 +3829,7 @@
         </w:tc>
         <w:tc>
           <w:tcPr>
-            <w:tcW w:w="2269" w:type="dxa"/>
+            <w:tcW w:w="2352" w:type="dxa"/>
             <w:tcBorders/>
           </w:tcPr>
           <w:p>
@@ -3849,7 +3849,7 @@
         <w:trPr/>
         <w:tc>
           <w:tcPr>
-            <w:tcW w:w="2267" w:type="dxa"/>
+            <w:tcW w:w="2351" w:type="dxa"/>
             <w:tcBorders/>
           </w:tcPr>
           <w:p>
@@ -3866,7 +3866,7 @@
         </w:tc>
         <w:tc>
           <w:tcPr>
-            <w:tcW w:w="2268" w:type="dxa"/>
+            <w:tcW w:w="2351" w:type="dxa"/>
             <w:tcBorders/>
           </w:tcPr>
           <w:p>
@@ -3883,7 +3883,7 @@
         </w:tc>
         <w:tc>
           <w:tcPr>
-            <w:tcW w:w="2268" w:type="dxa"/>
+            <w:tcW w:w="2352" w:type="dxa"/>
             <w:tcBorders/>
           </w:tcPr>
           <w:p>
@@ -3900,7 +3900,7 @@
         </w:tc>
         <w:tc>
           <w:tcPr>
-            <w:tcW w:w="2269" w:type="dxa"/>
+            <w:tcW w:w="2352" w:type="dxa"/>
             <w:tcBorders/>
           </w:tcPr>
           <w:p>
@@ -3920,7 +3920,7 @@
         <w:trPr/>
         <w:tc>
           <w:tcPr>
-            <w:tcW w:w="2267" w:type="dxa"/>
+            <w:tcW w:w="2351" w:type="dxa"/>
             <w:tcBorders/>
           </w:tcPr>
           <w:p>
@@ -3937,7 +3937,7 @@
         </w:tc>
         <w:tc>
           <w:tcPr>
-            <w:tcW w:w="2268" w:type="dxa"/>
+            <w:tcW w:w="2351" w:type="dxa"/>
             <w:tcBorders/>
           </w:tcPr>
           <w:p>
@@ -3954,7 +3954,7 @@
         </w:tc>
         <w:tc>
           <w:tcPr>
-            <w:tcW w:w="2268" w:type="dxa"/>
+            <w:tcW w:w="2352" w:type="dxa"/>
             <w:tcBorders/>
           </w:tcPr>
           <w:p>
@@ -3971,7 +3971,7 @@
         </w:tc>
         <w:tc>
           <w:tcPr>
-            <w:tcW w:w="2269" w:type="dxa"/>
+            <w:tcW w:w="2352" w:type="dxa"/>
             <w:tcBorders/>
           </w:tcPr>
           <w:p>
@@ -3991,7 +3991,7 @@
         <w:trPr/>
         <w:tc>
           <w:tcPr>
-            <w:tcW w:w="2267" w:type="dxa"/>
+            <w:tcW w:w="2351" w:type="dxa"/>
             <w:tcBorders/>
           </w:tcPr>
           <w:p>
@@ -4008,7 +4008,7 @@
         </w:tc>
         <w:tc>
           <w:tcPr>
-            <w:tcW w:w="2268" w:type="dxa"/>
+            <w:tcW w:w="2351" w:type="dxa"/>
             <w:tcBorders/>
           </w:tcPr>
           <w:p>
@@ -4025,7 +4025,7 @@
         </w:tc>
         <w:tc>
           <w:tcPr>
-            <w:tcW w:w="2268" w:type="dxa"/>
+            <w:tcW w:w="2352" w:type="dxa"/>
             <w:tcBorders/>
           </w:tcPr>
           <w:p>
@@ -4042,7 +4042,7 @@
         </w:tc>
         <w:tc>
           <w:tcPr>
-            <w:tcW w:w="2269" w:type="dxa"/>
+            <w:tcW w:w="2352" w:type="dxa"/>
             <w:tcBorders/>
           </w:tcPr>
           <w:p>
@@ -4099,16 +4099,16 @@
         </w:tblCellMar>
       </w:tblPr>
       <w:tblGrid>
-        <w:gridCol w:w="2267"/>
-        <w:gridCol w:w="2268"/>
-        <w:gridCol w:w="2268"/>
-        <w:gridCol w:w="2269"/>
+        <w:gridCol w:w="2351"/>
+        <w:gridCol w:w="2351"/>
+        <w:gridCol w:w="2352"/>
+        <w:gridCol w:w="2352"/>
       </w:tblGrid>
       <w:tr>
         <w:trPr/>
         <w:tc>
           <w:tcPr>
-            <w:tcW w:w="2267" w:type="dxa"/>
+            <w:tcW w:w="2351" w:type="dxa"/>
             <w:tcBorders/>
           </w:tcPr>
           <w:p>
@@ -4125,7 +4125,7 @@
         </w:tc>
         <w:tc>
           <w:tcPr>
-            <w:tcW w:w="2268" w:type="dxa"/>
+            <w:tcW w:w="2351" w:type="dxa"/>
             <w:tcBorders/>
           </w:tcPr>
           <w:p>
@@ -4142,7 +4142,7 @@
         </w:tc>
         <w:tc>
           <w:tcPr>
-            <w:tcW w:w="2268" w:type="dxa"/>
+            <w:tcW w:w="2352" w:type="dxa"/>
             <w:tcBorders/>
           </w:tcPr>
           <w:p>
@@ -4159,7 +4159,7 @@
         </w:tc>
         <w:tc>
           <w:tcPr>
-            <w:tcW w:w="2269" w:type="dxa"/>
+            <w:tcW w:w="2352" w:type="dxa"/>
             <w:tcBorders/>
           </w:tcPr>
           <w:p>
@@ -4179,7 +4179,7 @@
         <w:trPr/>
         <w:tc>
           <w:tcPr>
-            <w:tcW w:w="2267" w:type="dxa"/>
+            <w:tcW w:w="2351" w:type="dxa"/>
             <w:tcBorders/>
           </w:tcPr>
           <w:p>
@@ -4196,7 +4196,7 @@
         </w:tc>
         <w:tc>
           <w:tcPr>
-            <w:tcW w:w="2268" w:type="dxa"/>
+            <w:tcW w:w="2351" w:type="dxa"/>
             <w:tcBorders/>
           </w:tcPr>
           <w:p>
@@ -4213,7 +4213,7 @@
         </w:tc>
         <w:tc>
           <w:tcPr>
-            <w:tcW w:w="2268" w:type="dxa"/>
+            <w:tcW w:w="2352" w:type="dxa"/>
             <w:tcBorders/>
           </w:tcPr>
           <w:p>
@@ -4230,7 +4230,7 @@
         </w:tc>
         <w:tc>
           <w:tcPr>
-            <w:tcW w:w="2269" w:type="dxa"/>
+            <w:tcW w:w="2352" w:type="dxa"/>
             <w:tcBorders/>
           </w:tcPr>
           <w:p>
@@ -4250,7 +4250,7 @@
         <w:trPr/>
         <w:tc>
           <w:tcPr>
-            <w:tcW w:w="2267" w:type="dxa"/>
+            <w:tcW w:w="2351" w:type="dxa"/>
             <w:tcBorders/>
           </w:tcPr>
           <w:p>
@@ -4267,7 +4267,7 @@
         </w:tc>
         <w:tc>
           <w:tcPr>
-            <w:tcW w:w="2268" w:type="dxa"/>
+            <w:tcW w:w="2351" w:type="dxa"/>
             <w:tcBorders/>
           </w:tcPr>
           <w:p>
@@ -4284,7 +4284,7 @@
         </w:tc>
         <w:tc>
           <w:tcPr>
-            <w:tcW w:w="2268" w:type="dxa"/>
+            <w:tcW w:w="2352" w:type="dxa"/>
             <w:tcBorders/>
           </w:tcPr>
           <w:p>
@@ -4301,7 +4301,7 @@
         </w:tc>
         <w:tc>
           <w:tcPr>
-            <w:tcW w:w="2269" w:type="dxa"/>
+            <w:tcW w:w="2352" w:type="dxa"/>
             <w:tcBorders/>
           </w:tcPr>
           <w:p>
@@ -4321,7 +4321,7 @@
         <w:trPr/>
         <w:tc>
           <w:tcPr>
-            <w:tcW w:w="2267" w:type="dxa"/>
+            <w:tcW w:w="2351" w:type="dxa"/>
             <w:tcBorders/>
           </w:tcPr>
           <w:p>
@@ -4338,7 +4338,7 @@
         </w:tc>
         <w:tc>
           <w:tcPr>
-            <w:tcW w:w="2268" w:type="dxa"/>
+            <w:tcW w:w="2351" w:type="dxa"/>
             <w:tcBorders/>
           </w:tcPr>
           <w:p>
@@ -4355,7 +4355,7 @@
         </w:tc>
         <w:tc>
           <w:tcPr>
-            <w:tcW w:w="2268" w:type="dxa"/>
+            <w:tcW w:w="2352" w:type="dxa"/>
             <w:tcBorders/>
           </w:tcPr>
           <w:p>
@@ -4372,7 +4372,7 @@
         </w:tc>
         <w:tc>
           <w:tcPr>
-            <w:tcW w:w="2269" w:type="dxa"/>
+            <w:tcW w:w="2352" w:type="dxa"/>
             <w:tcBorders/>
           </w:tcPr>
           <w:p>
@@ -4406,7 +4406,7 @@
       <w:pPr>
         <w:pStyle w:val="BodyText"/>
         <w:bidi w:val="0"/>
-        <w:spacing w:lineRule="auto" w:line="360" w:before="0" w:after="120"/>
+        <w:spacing w:lineRule="auto" w:line="240" w:before="0" w:after="340"/>
         <w:jc w:val="both"/>
         <w:rPr/>
       </w:pPr>
@@ -4486,7 +4486,7 @@
       <w:pPr>
         <w:pStyle w:val="BodyText"/>
         <w:bidi w:val="0"/>
-        <w:spacing w:lineRule="auto" w:line="360" w:before="0" w:after="120"/>
+        <w:spacing w:lineRule="auto" w:line="240" w:before="0" w:after="340"/>
         <w:jc w:val="both"/>
         <w:rPr/>
       </w:pPr>
@@ -4578,7 +4578,7 @@
       <w:pPr>
         <w:pStyle w:val="BodyText"/>
         <w:bidi w:val="0"/>
-        <w:spacing w:lineRule="auto" w:line="360" w:before="0" w:after="120"/>
+        <w:spacing w:lineRule="auto" w:line="240" w:before="0" w:after="340"/>
         <w:jc w:val="both"/>
         <w:rPr/>
       </w:pPr>
@@ -4591,7 +4591,7 @@
       <w:pPr>
         <w:pStyle w:val="BodyText"/>
         <w:bidi w:val="0"/>
-        <w:spacing w:lineRule="auto" w:line="360" w:before="0" w:after="120"/>
+        <w:spacing w:lineRule="auto" w:line="240" w:before="0" w:after="340"/>
         <w:jc w:val="both"/>
         <w:rPr/>
       </w:pPr>
@@ -4616,7 +4616,7 @@
       <w:pPr>
         <w:pStyle w:val="BodyText"/>
         <w:bidi w:val="0"/>
-        <w:spacing w:lineRule="auto" w:line="360" w:before="0" w:after="120"/>
+        <w:spacing w:lineRule="auto" w:line="240" w:before="0" w:after="340"/>
         <w:jc w:val="both"/>
         <w:rPr/>
       </w:pPr>
@@ -4629,7 +4629,7 @@
       <w:pPr>
         <w:pStyle w:val="BodyText"/>
         <w:bidi w:val="0"/>
-        <w:spacing w:lineRule="auto" w:line="360" w:before="0" w:after="120"/>
+        <w:spacing w:lineRule="auto" w:line="240" w:before="0" w:after="340"/>
         <w:jc w:val="both"/>
         <w:rPr/>
       </w:pPr>
@@ -4654,7 +4654,7 @@
       <w:pPr>
         <w:pStyle w:val="BodyText"/>
         <w:bidi w:val="0"/>
-        <w:spacing w:lineRule="auto" w:line="360" w:before="0" w:after="120"/>
+        <w:spacing w:lineRule="auto" w:line="240" w:before="0" w:after="340"/>
         <w:jc w:val="both"/>
         <w:rPr/>
       </w:pPr>
@@ -4667,7 +4667,7 @@
       <w:pPr>
         <w:pStyle w:val="BodyText"/>
         <w:bidi w:val="0"/>
-        <w:spacing w:lineRule="auto" w:line="360" w:before="0" w:after="120"/>
+        <w:spacing w:lineRule="auto" w:line="240" w:before="0" w:after="340"/>
         <w:jc w:val="both"/>
         <w:rPr/>
       </w:pPr>
@@ -4680,7 +4680,7 @@
       <w:pPr>
         <w:pStyle w:val="BodyText"/>
         <w:bidi w:val="0"/>
-        <w:spacing w:lineRule="auto" w:line="360" w:before="0" w:after="120"/>
+        <w:spacing w:lineRule="auto" w:line="240" w:before="0" w:after="340"/>
         <w:jc w:val="both"/>
         <w:rPr/>
       </w:pPr>
@@ -4693,7 +4693,7 @@
       <w:pPr>
         <w:pStyle w:val="BodyText"/>
         <w:bidi w:val="0"/>
-        <w:spacing w:lineRule="auto" w:line="360" w:before="0" w:after="120"/>
+        <w:spacing w:lineRule="auto" w:line="240" w:before="0" w:after="340"/>
         <w:jc w:val="both"/>
         <w:rPr/>
       </w:pPr>
@@ -4706,7 +4706,7 @@
       <w:pPr>
         <w:pStyle w:val="BodyText"/>
         <w:bidi w:val="0"/>
-        <w:spacing w:lineRule="auto" w:line="360" w:before="0" w:after="120"/>
+        <w:spacing w:lineRule="auto" w:line="240" w:before="0" w:after="340"/>
         <w:jc w:val="both"/>
         <w:rPr/>
       </w:pPr>
@@ -4719,7 +4719,7 @@
       <w:pPr>
         <w:pStyle w:val="BodyText"/>
         <w:bidi w:val="0"/>
-        <w:spacing w:lineRule="auto" w:line="360" w:before="0" w:after="120"/>
+        <w:spacing w:lineRule="auto" w:line="240" w:before="0" w:after="340"/>
         <w:jc w:val="both"/>
         <w:rPr/>
       </w:pPr>
@@ -4732,7 +4732,7 @@
       <w:pPr>
         <w:pStyle w:val="BodyText"/>
         <w:bidi w:val="0"/>
-        <w:spacing w:lineRule="auto" w:line="360" w:before="0" w:after="120"/>
+        <w:spacing w:lineRule="auto" w:line="240" w:before="0" w:after="340"/>
         <w:jc w:val="both"/>
         <w:rPr/>
       </w:pPr>
@@ -4745,7 +4745,7 @@
       <w:pPr>
         <w:pStyle w:val="BodyText"/>
         <w:bidi w:val="0"/>
-        <w:spacing w:lineRule="auto" w:line="360" w:before="0" w:after="120"/>
+        <w:spacing w:lineRule="auto" w:line="240" w:before="0" w:after="340"/>
         <w:jc w:val="both"/>
         <w:rPr/>
       </w:pPr>
@@ -4758,7 +4758,7 @@
       <w:pPr>
         <w:pStyle w:val="BodyText"/>
         <w:bidi w:val="0"/>
-        <w:spacing w:lineRule="auto" w:line="360" w:before="0" w:after="120"/>
+        <w:spacing w:lineRule="auto" w:line="240" w:before="0" w:after="340"/>
         <w:jc w:val="both"/>
         <w:rPr/>
       </w:pPr>
@@ -4771,7 +4771,7 @@
       <w:pPr>
         <w:pStyle w:val="BodyText"/>
         <w:bidi w:val="0"/>
-        <w:spacing w:lineRule="auto" w:line="360" w:before="0" w:after="120"/>
+        <w:spacing w:lineRule="auto" w:line="240" w:before="0" w:after="340"/>
         <w:jc w:val="both"/>
         <w:rPr/>
       </w:pPr>
@@ -4784,7 +4784,7 @@
       <w:pPr>
         <w:pStyle w:val="BodyText"/>
         <w:bidi w:val="0"/>
-        <w:spacing w:lineRule="auto" w:line="360" w:before="0" w:after="120"/>
+        <w:spacing w:lineRule="auto" w:line="240" w:before="0" w:after="340"/>
         <w:jc w:val="both"/>
         <w:rPr/>
       </w:pPr>
@@ -4797,7 +4797,7 @@
       <w:pPr>
         <w:pStyle w:val="BodyText"/>
         <w:bidi w:val="0"/>
-        <w:spacing w:lineRule="auto" w:line="360" w:before="0" w:after="120"/>
+        <w:spacing w:lineRule="auto" w:line="240" w:before="0" w:after="340"/>
         <w:jc w:val="both"/>
         <w:rPr/>
       </w:pPr>
@@ -4810,7 +4810,7 @@
       <w:pPr>
         <w:pStyle w:val="BodyText"/>
         <w:bidi w:val="0"/>
-        <w:spacing w:lineRule="auto" w:line="360" w:before="0" w:after="120"/>
+        <w:spacing w:lineRule="auto" w:line="240" w:before="0" w:after="340"/>
         <w:jc w:val="both"/>
         <w:rPr/>
       </w:pPr>
@@ -4823,7 +4823,7 @@
       <w:pPr>
         <w:pStyle w:val="BodyText"/>
         <w:bidi w:val="0"/>
-        <w:spacing w:lineRule="auto" w:line="360" w:before="0" w:after="120"/>
+        <w:spacing w:lineRule="auto" w:line="240" w:before="0" w:after="340"/>
         <w:jc w:val="both"/>
         <w:rPr/>
       </w:pPr>
@@ -4836,7 +4836,7 @@
       <w:pPr>
         <w:pStyle w:val="BodyText"/>
         <w:bidi w:val="0"/>
-        <w:spacing w:lineRule="auto" w:line="360" w:before="0" w:after="120"/>
+        <w:spacing w:lineRule="auto" w:line="240" w:before="0" w:after="340"/>
         <w:jc w:val="both"/>
         <w:rPr/>
       </w:pPr>
@@ -4849,7 +4849,7 @@
       <w:pPr>
         <w:pStyle w:val="BodyText"/>
         <w:bidi w:val="0"/>
-        <w:spacing w:lineRule="auto" w:line="360" w:before="0" w:after="120"/>
+        <w:spacing w:lineRule="auto" w:line="240" w:before="0" w:after="340"/>
         <w:jc w:val="both"/>
         <w:rPr/>
       </w:pPr>
@@ -4862,7 +4862,7 @@
       <w:pPr>
         <w:pStyle w:val="BodyText"/>
         <w:bidi w:val="0"/>
-        <w:spacing w:lineRule="auto" w:line="360" w:before="0" w:after="120"/>
+        <w:spacing w:lineRule="auto" w:line="240" w:before="0" w:after="340"/>
         <w:jc w:val="both"/>
         <w:rPr/>
       </w:pPr>
@@ -4875,7 +4875,7 @@
       <w:pPr>
         <w:pStyle w:val="BodyText"/>
         <w:bidi w:val="0"/>
-        <w:spacing w:lineRule="auto" w:line="360" w:before="0" w:after="120"/>
+        <w:spacing w:lineRule="auto" w:line="240" w:before="0" w:after="340"/>
         <w:jc w:val="both"/>
         <w:rPr/>
       </w:pPr>
@@ -4887,7 +4887,7 @@
     <w:sectPr>
       <w:footerReference w:type="default" r:id="rId4"/>
       <w:type w:val="nextPage"/>
-      <w:pgSz w:w="11906" w:h="16838"/>
+      <w:pgSz w:w="12240" w:h="15840"/>
       <w:pgMar w:left="1417" w:right="1417" w:gutter="0" w:header="0" w:top="1417" w:footer="1417" w:bottom="1976"/>
       <w:pgNumType w:fmt="decimal"/>
       <w:formProt w:val="false"/>
@@ -4958,7 +4958,7 @@
     </w:r>
     <w:r>
       <w:rPr/>
-      <w:t>36</w:t>
+      <w:t>40</w:t>
     </w:r>
     <w:r>
       <w:rPr/>
@@ -5206,11 +5206,11 @@
     <w:name w:val="Body Text"/>
     <w:basedOn w:val="Normal"/>
     <w:pPr>
-      <w:spacing w:lineRule="auto" w:line="360" w:before="0" w:after="120"/>
+      <w:spacing w:lineRule="auto" w:line="240" w:before="0" w:after="340"/>
       <w:jc w:val="both"/>
     </w:pPr>
     <w:rPr>
-      <w:rFonts w:ascii="Times New Roman" w:hAnsi="Times New Roman"/>
+      <w:rFonts w:ascii="Comic Sans MS" w:hAnsi="Comic Sans MS"/>
       <w:sz w:val="24"/>
     </w:rPr>
   </w:style>
